--- a/New folder/Spark-Jdbc-Redshift.docx
+++ b/New folder/Spark-Jdbc-Redshift.docx
@@ -1,362 +1,220 @@
 
 <file path=word/document.xml><?xml version="1.0" encoding="utf-8"?>
-<w:document xmlns:mc="http://schemas.openxmlformats.org/markup-compatibility/2006" xmlns:o="urn:schemas-microsoft-com:office:office" xmlns:r="http://schemas.openxmlformats.org/officeDocument/2006/relationships" xmlns:m="http://schemas.openxmlformats.org/officeDocument/2006/math" xmlns:v="urn:schemas-microsoft-com:vml" xmlns:wp="http://schemas.openxmlformats.org/drawingml/2006/wordprocessingDrawing" xmlns:w10="urn:schemas-microsoft-com:office:word" xmlns:w="http://schemas.openxmlformats.org/wordprocessingml/2006/main" xmlns:wne="http://schemas.microsoft.com/office/word/2006/wordml" xmlns:sl="http://schemas.openxmlformats.org/schemaLibrary/2006/main" xmlns:a="http://schemas.openxmlformats.org/drawingml/2006/main" xmlns:pic="http://schemas.openxmlformats.org/drawingml/2006/picture" xmlns:c="http://schemas.openxmlformats.org/drawingml/2006/chart" xmlns:lc="http://schemas.openxmlformats.org/drawingml/2006/lockedCanvas" xmlns:dgm="http://schemas.openxmlformats.org/drawingml/2006/diagram" xmlns:wps="http://schemas.microsoft.com/office/word/2010/wordprocessingShape" xmlns:wpg="http://schemas.microsoft.com/office/word/2010/wordprocessingGroup" xmlns:w14="http://schemas.microsoft.com/office/word/2010/wordml" xmlns:w15="http://schemas.microsoft.com/office/word/2012/wordml">
+<w:document xmlns:wpc="http://schemas.microsoft.com/office/word/2010/wordprocessingCanvas" xmlns:cx="http://schemas.microsoft.com/office/drawing/2014/chartex" xmlns:cx1="http://schemas.microsoft.com/office/drawing/2015/9/8/chartex" xmlns:cx2="http://schemas.microsoft.com/office/drawing/2015/10/21/chartex" xmlns:cx3="http://schemas.microsoft.com/office/drawing/2016/5/9/chartex" xmlns:cx4="http://schemas.microsoft.com/office/drawing/2016/5/10/chartex" xmlns:cx5="http://schemas.microsoft.com/office/drawing/2016/5/11/chartex" xmlns:cx6="http://schemas.microsoft.com/office/drawing/2016/5/12/chartex" xmlns:cx7="http://schemas.microsoft.com/office/drawing/2016/5/13/chartex" xmlns:cx8="http://schemas.microsoft.com/office/drawing/2016/5/14/chartex" xmlns:mc="http://schemas.openxmlformats.org/markup-compatibility/2006" xmlns:aink="http://schemas.microsoft.com/office/drawing/2016/ink" xmlns:am3d="http://schemas.microsoft.com/office/drawing/2017/model3d" xmlns:o="urn:schemas-microsoft-com:office:office" xmlns:oel="http://schemas.microsoft.com/office/2019/extlst" xmlns:r="http://schemas.openxmlformats.org/officeDocument/2006/relationships" xmlns:m="http://schemas.openxmlformats.org/officeDocument/2006/math" xmlns:v="urn:schemas-microsoft-com:vml" xmlns:wp14="http://schemas.microsoft.com/office/word/2010/wordprocessingDrawing" xmlns:wp="http://schemas.openxmlformats.org/drawingml/2006/wordprocessingDrawing" xmlns:w10="urn:schemas-microsoft-com:office:word" xmlns:w="http://schemas.openxmlformats.org/wordprocessingml/2006/main" xmlns:w14="http://schemas.microsoft.com/office/word/2010/wordml" xmlns:w15="http://schemas.microsoft.com/office/word/2012/wordml" xmlns:w16cex="http://schemas.microsoft.com/office/word/2018/wordml/cex" xmlns:w16cid="http://schemas.microsoft.com/office/word/2016/wordml/cid" xmlns:w16="http://schemas.microsoft.com/office/word/2018/wordml" xmlns:w16du="http://schemas.microsoft.com/office/word/2023/wordml/word16du" xmlns:w16sdtdh="http://schemas.microsoft.com/office/word/2020/wordml/sdtdatahash" xmlns:w16sdtfl="http://schemas.microsoft.com/office/word/2024/wordml/sdtformatlock" xmlns:w16se="http://schemas.microsoft.com/office/word/2015/wordml/symex" xmlns:wpg="http://schemas.microsoft.com/office/word/2010/wordprocessingGroup" xmlns:wpi="http://schemas.microsoft.com/office/word/2010/wordprocessingInk" xmlns:wne="http://schemas.microsoft.com/office/word/2006/wordml" xmlns:wps="http://schemas.microsoft.com/office/word/2010/wordprocessingShape" mc:Ignorable="w14 w15 w16se w16cid w16 w16cex w16sdtdh w16sdtfl w16du wp14">
   <w:body>
     <w:p>
       <w:pPr>
         <w:pBdr>
-          <w:top w:color="auto" w:space="3" w:sz="0" w:val="none"/>
+          <w:top w:val="none" w:sz="0" w:space="3" w:color="auto"/>
         </w:pBdr>
         <w:spacing w:after="160" w:line="360" w:lineRule="auto"/>
         <w:rPr>
-          <w:color w:val="16191f"/>
+          <w:color w:val="16191F"/>
           <w:sz w:val="24"/>
           <w:szCs w:val="24"/>
         </w:rPr>
       </w:pPr>
-      <w:r>
-        <w:rPr>
-          <w:rtl w:val="0"/>
-        </w:rPr>
-      </w:r>
     </w:p>
     <w:p>
       <w:pPr>
         <w:rPr>
-          <w:color w:val="cc0000"/>
+          <w:color w:val="CC0000"/>
         </w:rPr>
       </w:pPr>
-      <w:r>
-        <w:rPr>
-          <w:rtl w:val="0"/>
-        </w:rPr>
-      </w:r>
     </w:p>
     <w:p>
       <w:pPr>
         <w:rPr>
-          <w:color w:val="cc0000"/>
+          <w:color w:val="CC0000"/>
         </w:rPr>
       </w:pPr>
-      <w:r>
-        <w:rPr>
-          <w:rtl w:val="0"/>
-        </w:rPr>
-      </w:r>
     </w:p>
     <w:p>
       <w:pPr>
         <w:rPr>
-          <w:color w:val="cc0000"/>
+          <w:color w:val="CC0000"/>
         </w:rPr>
       </w:pPr>
       <w:r>
         <w:rPr>
-          <w:color w:val="cc0000"/>
-          <w:rtl w:val="0"/>
-        </w:rPr>
-        <w:t xml:space="preserve">Read from redshift</w:t>
+          <w:color w:val="CC0000"/>
+        </w:rPr>
+        <w:t>Read from redshift</w:t>
       </w:r>
     </w:p>
     <w:p>
       <w:pPr>
         <w:rPr>
-          <w:color w:val="cc0000"/>
+          <w:color w:val="CC0000"/>
         </w:rPr>
       </w:pPr>
-      <w:r>
-        <w:rPr>
-          <w:rtl w:val="0"/>
-        </w:rPr>
-      </w:r>
     </w:p>
     <w:p>
       <w:pPr>
         <w:rPr>
-          <w:color w:val="cc0000"/>
+          <w:color w:val="CC0000"/>
         </w:rPr>
       </w:pPr>
       <w:r>
-        <w:rPr>
-          <w:rtl w:val="0"/>
-        </w:rPr>
-        <w:t xml:space="preserve">wget https://s3.amazonaws.com/redshift-downloads/drivers/jdbc/2.1.0.9/redshift-jdbc42-2.1.0.9.jar</w:t>
-      </w:r>
-      <w:r>
-        <w:rPr>
-          <w:rtl w:val="0"/>
-        </w:rPr>
-      </w:r>
-    </w:p>
-    <w:p>
-      <w:pPr>
-        <w:rPr/>
-      </w:pPr>
-      <w:r>
-        <w:rPr>
-          <w:rtl w:val="0"/>
-        </w:rPr>
-      </w:r>
-    </w:p>
+        <w:t>wget https://s3.amazonaws.com/redshift-downloads/drivers/jdbc/2.1.0.9/redshift-jdbc42-2.1.0.9.jar</w:t>
+      </w:r>
+    </w:p>
+    <w:p/>
     <w:tbl>
       <w:tblPr>
-        <w:tblStyle w:val="Table1"/>
-        <w:tblW w:w="9029.0" w:type="dxa"/>
-        <w:jc w:val="left"/>
+        <w:tblStyle w:val="a"/>
+        <w:tblW w:w="9029" w:type="dxa"/>
         <w:tblBorders>
-          <w:top w:color="000000" w:space="0" w:sz="8" w:val="single"/>
-          <w:left w:color="000000" w:space="0" w:sz="8" w:val="single"/>
-          <w:bottom w:color="000000" w:space="0" w:sz="8" w:val="single"/>
-          <w:right w:color="000000" w:space="0" w:sz="8" w:val="single"/>
-          <w:insideH w:color="000000" w:space="0" w:sz="8" w:val="single"/>
-          <w:insideV w:color="000000" w:space="0" w:sz="8" w:val="single"/>
+          <w:top w:val="single" w:sz="8" w:space="0" w:color="000000"/>
+          <w:left w:val="single" w:sz="8" w:space="0" w:color="000000"/>
+          <w:bottom w:val="single" w:sz="8" w:space="0" w:color="000000"/>
+          <w:right w:val="single" w:sz="8" w:space="0" w:color="000000"/>
+          <w:insideH w:val="single" w:sz="8" w:space="0" w:color="000000"/>
+          <w:insideV w:val="single" w:sz="8" w:space="0" w:color="000000"/>
         </w:tblBorders>
         <w:tblLayout w:type="fixed"/>
-        <w:tblLook w:val="0600"/>
+        <w:tblLook w:val="0600" w:firstRow="0" w:lastRow="0" w:firstColumn="0" w:lastColumn="0" w:noHBand="1" w:noVBand="1"/>
       </w:tblPr>
       <w:tblGrid>
         <w:gridCol w:w="9029"/>
-        <w:tblGridChange w:id="0">
-          <w:tblGrid>
-            <w:gridCol w:w="9029"/>
-          </w:tblGrid>
-        </w:tblGridChange>
       </w:tblGrid>
       <w:tr>
-        <w:trPr>
-          <w:cantSplit w:val="0"/>
-          <w:tblHeader w:val="0"/>
-        </w:trPr>
         <w:tc>
           <w:tcPr>
-            <w:shd w:fill="auto" w:val="clear"/>
+            <w:tcW w:w="9029" w:type="dxa"/>
             <w:tcMar>
-              <w:top w:w="100.0" w:type="dxa"/>
-              <w:left w:w="100.0" w:type="dxa"/>
-              <w:bottom w:w="100.0" w:type="dxa"/>
-              <w:right w:w="100.0" w:type="dxa"/>
+              <w:top w:w="100" w:type="dxa"/>
+              <w:left w:w="100" w:type="dxa"/>
+              <w:bottom w:w="100" w:type="dxa"/>
+              <w:right w:w="100" w:type="dxa"/>
             </w:tcMar>
-            <w:vAlign w:val="top"/>
           </w:tcPr>
-          <w:p>
-            <w:pPr>
-              <w:rPr/>
-            </w:pPr>
-            <w:r>
-              <w:rPr>
-                <w:rtl w:val="0"/>
-              </w:rPr>
-            </w:r>
-          </w:p>
-          <w:p>
-            <w:pPr>
-              <w:rPr/>
-            </w:pPr>
-            <w:r>
-              <w:rPr>
-                <w:rtl w:val="0"/>
-              </w:rPr>
-              <w:t xml:space="preserve">pyspark --jars ~/redshift-jdbc42-2.1.0.9.jar</w:t>
-            </w:r>
-          </w:p>
-          <w:p>
-            <w:pPr>
-              <w:rPr/>
-            </w:pPr>
-            <w:r>
-              <w:rPr>
-                <w:rtl w:val="0"/>
-              </w:rPr>
-              <w:t xml:space="preserve">df = spark.read.format("jdbc").option("url", "jdbc:redshift").option("dbtable", "dev.test.listing").option("driver","com.amazon.redshift.jdbc42.Driver").option("user", "admin").option("password", "Admin123").load()</w:t>
+          <w:p/>
+          <w:p>
+            <w:r>
+              <w:t>pyspark --jars ~/redshift-jdbc42-2.1.0.9.jar</w:t>
+            </w:r>
+          </w:p>
+          <w:p>
+            <w:r>
+              <w:t>df = spark.read.format("jdbc").option("url", "jdbc:redshift").option("dbtable", "dev.test.listing").option("driver","com.amazon.redshift.jdbc42.Driver").option("user", "admin").option("password", "Admin123").load()</w:t>
             </w:r>
           </w:p>
         </w:tc>
       </w:tr>
     </w:tbl>
+    <w:p/>
+    <w:p/>
     <w:p>
       <w:pPr>
-        <w:rPr/>
+        <w:rPr>
+          <w:color w:val="CC0000"/>
+        </w:rPr>
       </w:pPr>
       <w:r>
         <w:rPr>
-          <w:rtl w:val="0"/>
-        </w:rPr>
+          <w:color w:val="CC0000"/>
+        </w:rPr>
+        <w:t>Write to redshift</w:t>
       </w:r>
     </w:p>
     <w:p>
       <w:pPr>
-        <w:rPr/>
+        <w:rPr>
+          <w:color w:val="CC0000"/>
+        </w:rPr>
       </w:pPr>
-      <w:r>
-        <w:rPr>
-          <w:rtl w:val="0"/>
-        </w:rPr>
-      </w:r>
     </w:p>
     <w:p>
       <w:pPr>
         <w:rPr>
-          <w:color w:val="cc0000"/>
+          <w:color w:val="CC0000"/>
         </w:rPr>
       </w:pPr>
-      <w:r>
-        <w:rPr>
-          <w:color w:val="cc0000"/>
-          <w:rtl w:val="0"/>
-        </w:rPr>
-        <w:t xml:space="preserve">Write to redshift</w:t>
-      </w:r>
-    </w:p>
-    <w:p>
-      <w:pPr>
-        <w:rPr>
-          <w:color w:val="cc0000"/>
-        </w:rPr>
-      </w:pPr>
-      <w:r>
-        <w:rPr>
-          <w:rtl w:val="0"/>
-        </w:rPr>
-      </w:r>
-    </w:p>
-    <w:p>
-      <w:pPr>
-        <w:rPr>
-          <w:color w:val="cc0000"/>
-        </w:rPr>
-      </w:pPr>
-      <w:r>
-        <w:rPr>
-          <w:rtl w:val="0"/>
-        </w:rPr>
-      </w:r>
     </w:p>
     <w:tbl>
       <w:tblPr>
-        <w:tblStyle w:val="Table2"/>
-        <w:tblW w:w="9029.0" w:type="dxa"/>
-        <w:jc w:val="left"/>
+        <w:tblStyle w:val="a0"/>
+        <w:tblW w:w="9029" w:type="dxa"/>
         <w:tblBorders>
-          <w:top w:color="000000" w:space="0" w:sz="8" w:val="single"/>
-          <w:left w:color="000000" w:space="0" w:sz="8" w:val="single"/>
-          <w:bottom w:color="000000" w:space="0" w:sz="8" w:val="single"/>
-          <w:right w:color="000000" w:space="0" w:sz="8" w:val="single"/>
-          <w:insideH w:color="000000" w:space="0" w:sz="8" w:val="single"/>
-          <w:insideV w:color="000000" w:space="0" w:sz="8" w:val="single"/>
+          <w:top w:val="single" w:sz="8" w:space="0" w:color="000000"/>
+          <w:left w:val="single" w:sz="8" w:space="0" w:color="000000"/>
+          <w:bottom w:val="single" w:sz="8" w:space="0" w:color="000000"/>
+          <w:right w:val="single" w:sz="8" w:space="0" w:color="000000"/>
+          <w:insideH w:val="single" w:sz="8" w:space="0" w:color="000000"/>
+          <w:insideV w:val="single" w:sz="8" w:space="0" w:color="000000"/>
         </w:tblBorders>
         <w:tblLayout w:type="fixed"/>
-        <w:tblLook w:val="0600"/>
+        <w:tblLook w:val="0600" w:firstRow="0" w:lastRow="0" w:firstColumn="0" w:lastColumn="0" w:noHBand="1" w:noVBand="1"/>
       </w:tblPr>
       <w:tblGrid>
         <w:gridCol w:w="9029"/>
-        <w:tblGridChange w:id="0">
-          <w:tblGrid>
-            <w:gridCol w:w="9029"/>
-          </w:tblGrid>
-        </w:tblGridChange>
       </w:tblGrid>
       <w:tr>
-        <w:trPr>
-          <w:cantSplit w:val="0"/>
-          <w:tblHeader w:val="0"/>
-        </w:trPr>
         <w:tc>
           <w:tcPr>
-            <w:shd w:fill="auto" w:val="clear"/>
+            <w:tcW w:w="9029" w:type="dxa"/>
             <w:tcMar>
-              <w:top w:w="100.0" w:type="dxa"/>
-              <w:left w:w="100.0" w:type="dxa"/>
-              <w:bottom w:w="100.0" w:type="dxa"/>
-              <w:right w:w="100.0" w:type="dxa"/>
+              <w:top w:w="100" w:type="dxa"/>
+              <w:left w:w="100" w:type="dxa"/>
+              <w:bottom w:w="100" w:type="dxa"/>
+              <w:right w:w="100" w:type="dxa"/>
             </w:tcMar>
-            <w:vAlign w:val="top"/>
           </w:tcPr>
           <w:p>
             <w:pPr>
               <w:widowControl w:val="0"/>
               <w:spacing w:line="240" w:lineRule="auto"/>
-              <w:rPr/>
-            </w:pPr>
-            <w:r>
-              <w:rPr>
-                <w:rtl w:val="0"/>
-              </w:rPr>
-              <w:t xml:space="preserve">import pyspark</w:t>
-            </w:r>
-          </w:p>
-          <w:p>
-            <w:pPr>
-              <w:widowControl w:val="0"/>
-              <w:spacing w:line="240" w:lineRule="auto"/>
-              <w:rPr/>
-            </w:pPr>
-            <w:r>
-              <w:rPr>
-                <w:rtl w:val="0"/>
-              </w:rPr>
-              <w:t xml:space="preserve">from pyspark.sql import SparkSession</w:t>
-            </w:r>
-          </w:p>
-          <w:p>
-            <w:pPr>
-              <w:widowControl w:val="0"/>
-              <w:spacing w:line="240" w:lineRule="auto"/>
-              <w:rPr/>
-            </w:pPr>
-            <w:r>
-              <w:rPr>
-                <w:rtl w:val="0"/>
-              </w:rPr>
-              <w:t xml:space="preserve">from pyspark.sql.types import StructType,StructField, StringType, IntegerType</w:t>
-            </w:r>
-          </w:p>
-          <w:p>
-            <w:pPr>
-              <w:widowControl w:val="0"/>
-              <w:spacing w:line="240" w:lineRule="auto"/>
-              <w:rPr/>
-            </w:pPr>
-            <w:r>
-              <w:rPr>
-                <w:rtl w:val="0"/>
-              </w:rPr>
-            </w:r>
-          </w:p>
-          <w:p>
-            <w:pPr>
-              <w:widowControl w:val="0"/>
-              <w:spacing w:line="240" w:lineRule="auto"/>
-              <w:rPr/>
-            </w:pPr>
-            <w:r>
-              <w:rPr>
-                <w:rtl w:val="0"/>
-              </w:rPr>
-            </w:r>
-          </w:p>
-          <w:p>
-            <w:pPr>
-              <w:widowControl w:val="0"/>
-              <w:spacing w:line="240" w:lineRule="auto"/>
-              <w:rPr/>
-            </w:pPr>
-            <w:r>
-              <w:rPr>
-                <w:rtl w:val="0"/>
-              </w:rPr>
-              <w:t xml:space="preserve">data = [("James","","Smith","36636","M",3000),</w:t>
-            </w:r>
-          </w:p>
-          <w:p>
-            <w:pPr>
-              <w:widowControl w:val="0"/>
-              <w:spacing w:line="240" w:lineRule="auto"/>
-              <w:rPr/>
-            </w:pPr>
-            <w:r>
-              <w:rPr>
-                <w:rtl w:val="0"/>
-              </w:rPr>
+            </w:pPr>
+            <w:r>
+              <w:t>import pyspark</w:t>
+            </w:r>
+          </w:p>
+          <w:p>
+            <w:pPr>
+              <w:widowControl w:val="0"/>
+              <w:spacing w:line="240" w:lineRule="auto"/>
+            </w:pPr>
+            <w:r>
+              <w:t>from pyspark.sql import SparkSession</w:t>
+            </w:r>
+          </w:p>
+          <w:p>
+            <w:pPr>
+              <w:widowControl w:val="0"/>
+              <w:spacing w:line="240" w:lineRule="auto"/>
+            </w:pPr>
+            <w:r>
+              <w:t>from pyspark.sql.types import StructType,StructField, StringType, IntegerType</w:t>
+            </w:r>
+          </w:p>
+          <w:p>
+            <w:pPr>
+              <w:widowControl w:val="0"/>
+              <w:spacing w:line="240" w:lineRule="auto"/>
+            </w:pPr>
+          </w:p>
+          <w:p>
+            <w:pPr>
+              <w:widowControl w:val="0"/>
+              <w:spacing w:line="240" w:lineRule="auto"/>
+            </w:pPr>
+          </w:p>
+          <w:p>
+            <w:pPr>
+              <w:widowControl w:val="0"/>
+              <w:spacing w:line="240" w:lineRule="auto"/>
+            </w:pPr>
+            <w:r>
+              <w:t>data = [("James","","Smith","36636","M",3000),</w:t>
+            </w:r>
+          </w:p>
+          <w:p>
+            <w:pPr>
+              <w:widowControl w:val="0"/>
+              <w:spacing w:line="240" w:lineRule="auto"/>
+            </w:pPr>
+            <w:r>
               <w:t xml:space="preserve">    ("Michael","Rose","","40288","M",4000),</w:t>
             </w:r>
           </w:p>
@@ -364,12 +222,8 @@
             <w:pPr>
               <w:widowControl w:val="0"/>
               <w:spacing w:line="240" w:lineRule="auto"/>
-              <w:rPr/>
-            </w:pPr>
-            <w:r>
-              <w:rPr>
-                <w:rtl w:val="0"/>
-              </w:rPr>
+            </w:pPr>
+            <w:r>
               <w:t xml:space="preserve">    ("Robert","","Williams","42114","M",4000),</w:t>
             </w:r>
           </w:p>
@@ -377,12 +231,8 @@
             <w:pPr>
               <w:widowControl w:val="0"/>
               <w:spacing w:line="240" w:lineRule="auto"/>
-              <w:rPr/>
-            </w:pPr>
-            <w:r>
-              <w:rPr>
-                <w:rtl w:val="0"/>
-              </w:rPr>
+            </w:pPr>
+            <w:r>
               <w:t xml:space="preserve">    ("Maria","Anne","Jones","39192","F",4000),</w:t>
             </w:r>
           </w:p>
@@ -390,12 +240,8 @@
             <w:pPr>
               <w:widowControl w:val="0"/>
               <w:spacing w:line="240" w:lineRule="auto"/>
-              <w:rPr/>
-            </w:pPr>
-            <w:r>
-              <w:rPr>
-                <w:rtl w:val="0"/>
-              </w:rPr>
+            </w:pPr>
+            <w:r>
               <w:t xml:space="preserve">    ("Jen","Mary","Brown","","F",-1)</w:t>
             </w:r>
           </w:p>
@@ -403,12 +249,8 @@
             <w:pPr>
               <w:widowControl w:val="0"/>
               <w:spacing w:line="240" w:lineRule="auto"/>
-              <w:rPr/>
-            </w:pPr>
-            <w:r>
-              <w:rPr>
-                <w:rtl w:val="0"/>
-              </w:rPr>
+            </w:pPr>
+            <w:r>
               <w:t xml:space="preserve">  ]</w:t>
             </w:r>
           </w:p>
@@ -416,37 +258,23 @@
             <w:pPr>
               <w:widowControl w:val="0"/>
               <w:spacing w:line="240" w:lineRule="auto"/>
-              <w:rPr/>
-            </w:pPr>
-            <w:r>
-              <w:rPr>
-                <w:rtl w:val="0"/>
-              </w:rPr>
-            </w:r>
-          </w:p>
-          <w:p>
-            <w:pPr>
-              <w:widowControl w:val="0"/>
-              <w:spacing w:line="240" w:lineRule="auto"/>
-              <w:rPr/>
-            </w:pPr>
-            <w:r>
-              <w:rPr>
-                <w:rtl w:val="0"/>
-              </w:rPr>
-              <w:t xml:space="preserve">schema = StructType([ \</w:t>
-            </w:r>
-          </w:p>
-          <w:p>
-            <w:pPr>
-              <w:widowControl w:val="0"/>
-              <w:spacing w:line="240" w:lineRule="auto"/>
-              <w:rPr/>
-            </w:pPr>
-            <w:r>
-              <w:rPr>
-                <w:rtl w:val="0"/>
-              </w:rPr>
+            </w:pPr>
+          </w:p>
+          <w:p>
+            <w:pPr>
+              <w:widowControl w:val="0"/>
+              <w:spacing w:line="240" w:lineRule="auto"/>
+            </w:pPr>
+            <w:r>
+              <w:t>schema = StructType([ \</w:t>
+            </w:r>
+          </w:p>
+          <w:p>
+            <w:pPr>
+              <w:widowControl w:val="0"/>
+              <w:spacing w:line="240" w:lineRule="auto"/>
+            </w:pPr>
+            <w:r>
               <w:t xml:space="preserve">    StructField("firstname",StringType(),True), \</w:t>
             </w:r>
           </w:p>
@@ -454,12 +282,8 @@
             <w:pPr>
               <w:widowControl w:val="0"/>
               <w:spacing w:line="240" w:lineRule="auto"/>
-              <w:rPr/>
-            </w:pPr>
-            <w:r>
-              <w:rPr>
-                <w:rtl w:val="0"/>
-              </w:rPr>
+            </w:pPr>
+            <w:r>
               <w:t xml:space="preserve">    StructField("middlename",StringType(),True), \</w:t>
             </w:r>
           </w:p>
@@ -467,12 +291,8 @@
             <w:pPr>
               <w:widowControl w:val="0"/>
               <w:spacing w:line="240" w:lineRule="auto"/>
-              <w:rPr/>
-            </w:pPr>
-            <w:r>
-              <w:rPr>
-                <w:rtl w:val="0"/>
-              </w:rPr>
+            </w:pPr>
+            <w:r>
               <w:t xml:space="preserve">    StructField("lastname",StringType(),True), \</w:t>
             </w:r>
           </w:p>
@@ -480,12 +300,8 @@
             <w:pPr>
               <w:widowControl w:val="0"/>
               <w:spacing w:line="240" w:lineRule="auto"/>
-              <w:rPr/>
-            </w:pPr>
-            <w:r>
-              <w:rPr>
-                <w:rtl w:val="0"/>
-              </w:rPr>
+            </w:pPr>
+            <w:r>
               <w:t xml:space="preserve">    StructField("id", StringType(), True), \</w:t>
             </w:r>
           </w:p>
@@ -493,12 +309,8 @@
             <w:pPr>
               <w:widowControl w:val="0"/>
               <w:spacing w:line="240" w:lineRule="auto"/>
-              <w:rPr/>
-            </w:pPr>
-            <w:r>
-              <w:rPr>
-                <w:rtl w:val="0"/>
-              </w:rPr>
+            </w:pPr>
+            <w:r>
               <w:t xml:space="preserve">    StructField("gender", StringType(), True), \</w:t>
             </w:r>
           </w:p>
@@ -506,12 +318,8 @@
             <w:pPr>
               <w:widowControl w:val="0"/>
               <w:spacing w:line="240" w:lineRule="auto"/>
-              <w:rPr/>
-            </w:pPr>
-            <w:r>
-              <w:rPr>
-                <w:rtl w:val="0"/>
-              </w:rPr>
+            </w:pPr>
+            <w:r>
               <w:t xml:space="preserve">    StructField("salary", IntegerType(), True) \</w:t>
             </w:r>
           </w:p>
@@ -519,12 +327,8 @@
             <w:pPr>
               <w:widowControl w:val="0"/>
               <w:spacing w:line="240" w:lineRule="auto"/>
-              <w:rPr/>
-            </w:pPr>
-            <w:r>
-              <w:rPr>
-                <w:rtl w:val="0"/>
-              </w:rPr>
+            </w:pPr>
+            <w:r>
               <w:t xml:space="preserve">  ])</w:t>
             </w:r>
           </w:p>
@@ -532,12 +336,8 @@
             <w:pPr>
               <w:widowControl w:val="0"/>
               <w:spacing w:line="240" w:lineRule="auto"/>
-              <w:rPr/>
-            </w:pPr>
-            <w:r>
-              <w:rPr>
-                <w:rtl w:val="0"/>
-              </w:rPr>
+            </w:pPr>
+            <w:r>
               <w:t xml:space="preserve"> </w:t>
             </w:r>
           </w:p>
@@ -545,64 +345,42 @@
             <w:pPr>
               <w:widowControl w:val="0"/>
               <w:spacing w:line="240" w:lineRule="auto"/>
-              <w:rPr/>
-            </w:pPr>
-            <w:r>
-              <w:rPr>
-                <w:rtl w:val="0"/>
-              </w:rPr>
-              <w:t xml:space="preserve">df = spark.createDataFrame(data=data,schema=schema)</w:t>
-            </w:r>
-          </w:p>
-          <w:p>
-            <w:pPr>
-              <w:widowControl w:val="0"/>
-              <w:spacing w:line="240" w:lineRule="auto"/>
-              <w:rPr/>
-            </w:pPr>
-            <w:r>
-              <w:rPr>
-                <w:rtl w:val="0"/>
-              </w:rPr>
-              <w:t xml:space="preserve">df.printSchema()</w:t>
-            </w:r>
-          </w:p>
-          <w:p>
-            <w:pPr>
-              <w:widowControl w:val="0"/>
-              <w:spacing w:line="240" w:lineRule="auto"/>
-              <w:rPr/>
-            </w:pPr>
-            <w:r>
-              <w:rPr>
-                <w:rtl w:val="0"/>
-              </w:rPr>
-              <w:t xml:space="preserve">df.show()</w:t>
-            </w:r>
-          </w:p>
-          <w:p>
-            <w:pPr>
-              <w:widowControl w:val="0"/>
-              <w:spacing w:line="240" w:lineRule="auto"/>
-              <w:rPr/>
-            </w:pPr>
-            <w:r>
-              <w:rPr>
-                <w:rtl w:val="0"/>
-              </w:rPr>
-            </w:r>
-          </w:p>
-          <w:p>
-            <w:pPr>
-              <w:widowControl w:val="0"/>
-              <w:spacing w:line="240" w:lineRule="auto"/>
-              <w:rPr/>
-            </w:pPr>
-            <w:r>
-              <w:rPr>
-                <w:rtl w:val="0"/>
-              </w:rPr>
-              <w:t xml:space="preserve">df.write.format("jdbc").option("url", "?).option("dbtable", "dev.test.employee").option("driver","com.amazon.redshift.jdbc42.Driver").option("user", "?").option("password", "?").mode("overwrite").save()</w:t>
+            </w:pPr>
+            <w:r>
+              <w:t>df = spark.createDataFrame(data=data,schema=schema)</w:t>
+            </w:r>
+          </w:p>
+          <w:p>
+            <w:pPr>
+              <w:widowControl w:val="0"/>
+              <w:spacing w:line="240" w:lineRule="auto"/>
+            </w:pPr>
+            <w:r>
+              <w:t>df.printSchema()</w:t>
+            </w:r>
+          </w:p>
+          <w:p>
+            <w:pPr>
+              <w:widowControl w:val="0"/>
+              <w:spacing w:line="240" w:lineRule="auto"/>
+            </w:pPr>
+            <w:r>
+              <w:t>df.show()</w:t>
+            </w:r>
+          </w:p>
+          <w:p>
+            <w:pPr>
+              <w:widowControl w:val="0"/>
+              <w:spacing w:line="240" w:lineRule="auto"/>
+            </w:pPr>
+          </w:p>
+          <w:p>
+            <w:pPr>
+              <w:widowControl w:val="0"/>
+              <w:spacing w:line="240" w:lineRule="auto"/>
+            </w:pPr>
+            <w:r>
+              <w:t>df.write.format("jdbc").option("url", "?).option("dbtable", "dev.test.employee").option("driver","com.amazon.redshift.jdbc42.Driver").option("user", "?").option("password", "?").mode("overwrite").save()</w:t>
             </w:r>
           </w:p>
         </w:tc>
@@ -611,57 +389,901 @@
     <w:p>
       <w:pPr>
         <w:rPr>
-          <w:color w:val="cc0000"/>
+          <w:color w:val="CC0000"/>
         </w:rPr>
       </w:pPr>
-      <w:r>
-        <w:rPr>
-          <w:rtl w:val="0"/>
-        </w:rPr>
-      </w:r>
-    </w:p>
+    </w:p>
+    <w:p/>
+    <w:p>
+      <w:r>
+        <w:rPr>
+          <w:b/>
+        </w:rPr>
+        <w:lastRenderedPageBreak/>
+        <w:t>Renaming columns</w:t>
+      </w:r>
+      <w:r>
+        <w:br/>
+      </w:r>
+    </w:p>
+    <w:tbl>
+      <w:tblPr>
+        <w:tblW w:w="9030" w:type="dxa"/>
+        <w:tblBorders>
+          <w:top w:val="single" w:sz="8" w:space="0" w:color="000000"/>
+          <w:left w:val="single" w:sz="8" w:space="0" w:color="000000"/>
+          <w:bottom w:val="single" w:sz="8" w:space="0" w:color="000000"/>
+          <w:right w:val="single" w:sz="8" w:space="0" w:color="000000"/>
+          <w:insideH w:val="single" w:sz="8" w:space="0" w:color="000000"/>
+          <w:insideV w:val="single" w:sz="8" w:space="0" w:color="000000"/>
+        </w:tblBorders>
+        <w:tblLayout w:type="fixed"/>
+        <w:tblLook w:val="0600" w:firstRow="0" w:lastRow="0" w:firstColumn="0" w:lastColumn="0" w:noHBand="1" w:noVBand="1"/>
+      </w:tblPr>
+      <w:tblGrid>
+        <w:gridCol w:w="9030"/>
+      </w:tblGrid>
+      <w:tr>
+        <w:tc>
+          <w:tcPr>
+            <w:tcW w:w="9029" w:type="dxa"/>
+            <w:tcBorders>
+              <w:top w:val="single" w:sz="8" w:space="0" w:color="000000"/>
+              <w:left w:val="single" w:sz="8" w:space="0" w:color="000000"/>
+              <w:bottom w:val="single" w:sz="8" w:space="0" w:color="000000"/>
+              <w:right w:val="single" w:sz="8" w:space="0" w:color="000000"/>
+            </w:tcBorders>
+            <w:tcMar>
+              <w:top w:w="100" w:type="dxa"/>
+              <w:left w:w="100" w:type="dxa"/>
+              <w:bottom w:w="100" w:type="dxa"/>
+              <w:right w:w="100" w:type="dxa"/>
+            </w:tcMar>
+          </w:tcPr>
+          <w:p>
+            <w:r>
+              <w:t># Rename column in Spark dataframe</w:t>
+            </w:r>
+          </w:p>
+          <w:p>
+            <w:r>
+              <w:t>dfRenameCol = sparkDf.withColumnRenamed("fullname","full_name")</w:t>
+            </w:r>
+          </w:p>
+          <w:p/>
+          <w:p>
+            <w:r>
+              <w:t>#show renamed column dataframe</w:t>
+            </w:r>
+          </w:p>
+          <w:p>
+            <w:r>
+              <w:t>dfRenameCol.show()</w:t>
+            </w:r>
+          </w:p>
+        </w:tc>
+      </w:tr>
+    </w:tbl>
+    <w:p/>
     <w:p>
       <w:pPr>
-        <w:rPr/>
+        <w:rPr>
+          <w:b/>
+        </w:rPr>
       </w:pPr>
       <w:r>
         <w:rPr>
-          <w:rtl w:val="0"/>
-        </w:rPr>
-      </w:r>
-    </w:p>
+          <w:b/>
+        </w:rPr>
+        <w:t>GroupBy and Aggregate Operations</w:t>
+      </w:r>
+    </w:p>
+    <w:p/>
+    <w:tbl>
+      <w:tblPr>
+        <w:tblW w:w="9030" w:type="dxa"/>
+        <w:tblBorders>
+          <w:top w:val="single" w:sz="8" w:space="0" w:color="000000"/>
+          <w:left w:val="single" w:sz="8" w:space="0" w:color="000000"/>
+          <w:bottom w:val="single" w:sz="8" w:space="0" w:color="000000"/>
+          <w:right w:val="single" w:sz="8" w:space="0" w:color="000000"/>
+          <w:insideH w:val="single" w:sz="8" w:space="0" w:color="000000"/>
+          <w:insideV w:val="single" w:sz="8" w:space="0" w:color="000000"/>
+        </w:tblBorders>
+        <w:tblLayout w:type="fixed"/>
+        <w:tblLook w:val="0600" w:firstRow="0" w:lastRow="0" w:firstColumn="0" w:lastColumn="0" w:noHBand="1" w:noVBand="1"/>
+      </w:tblPr>
+      <w:tblGrid>
+        <w:gridCol w:w="9030"/>
+      </w:tblGrid>
+      <w:tr>
+        <w:tc>
+          <w:tcPr>
+            <w:tcW w:w="9029" w:type="dxa"/>
+            <w:tcBorders>
+              <w:top w:val="single" w:sz="8" w:space="0" w:color="000000"/>
+              <w:left w:val="single" w:sz="8" w:space="0" w:color="000000"/>
+              <w:bottom w:val="single" w:sz="8" w:space="0" w:color="000000"/>
+              <w:right w:val="single" w:sz="8" w:space="0" w:color="000000"/>
+            </w:tcBorders>
+            <w:tcMar>
+              <w:top w:w="100" w:type="dxa"/>
+              <w:left w:w="100" w:type="dxa"/>
+              <w:bottom w:w="100" w:type="dxa"/>
+              <w:right w:w="100" w:type="dxa"/>
+            </w:tcMar>
+            <w:hideMark/>
+          </w:tcPr>
+          <w:p>
+            <w:r>
+              <w:br/>
+              <w:t># Group by lastname then print counts of lastname and show</w:t>
+            </w:r>
+          </w:p>
+          <w:p>
+            <w:r>
+              <w:t>sparkDf.groupBy("lastname").count().show()</w:t>
+            </w:r>
+          </w:p>
+        </w:tc>
+      </w:tr>
+    </w:tbl>
+    <w:p/>
     <w:p>
       <w:pPr>
-        <w:rPr/>
+        <w:rPr>
+          <w:b/>
+        </w:rPr>
       </w:pPr>
       <w:r>
         <w:rPr>
-          <w:rtl w:val="0"/>
-        </w:rPr>
-      </w:r>
-    </w:p>
+          <w:b/>
+        </w:rPr>
+        <w:t>Filtering Columns and Where clauses</w:t>
+      </w:r>
+    </w:p>
+    <w:p>
+      <w:r>
+        <w:t>Filter the spark dataframe</w:t>
+      </w:r>
+      <w:r>
+        <w:br/>
+      </w:r>
+    </w:p>
+    <w:tbl>
+      <w:tblPr>
+        <w:tblW w:w="9030" w:type="dxa"/>
+        <w:tblBorders>
+          <w:top w:val="single" w:sz="8" w:space="0" w:color="000000"/>
+          <w:left w:val="single" w:sz="8" w:space="0" w:color="000000"/>
+          <w:bottom w:val="single" w:sz="8" w:space="0" w:color="000000"/>
+          <w:right w:val="single" w:sz="8" w:space="0" w:color="000000"/>
+          <w:insideH w:val="single" w:sz="8" w:space="0" w:color="000000"/>
+          <w:insideV w:val="single" w:sz="8" w:space="0" w:color="000000"/>
+        </w:tblBorders>
+        <w:tblLayout w:type="fixed"/>
+        <w:tblLook w:val="0600" w:firstRow="0" w:lastRow="0" w:firstColumn="0" w:lastColumn="0" w:noHBand="1" w:noVBand="1"/>
+      </w:tblPr>
+      <w:tblGrid>
+        <w:gridCol w:w="9030"/>
+      </w:tblGrid>
+      <w:tr>
+        <w:tc>
+          <w:tcPr>
+            <w:tcW w:w="9029" w:type="dxa"/>
+            <w:tcBorders>
+              <w:top w:val="single" w:sz="8" w:space="0" w:color="000000"/>
+              <w:left w:val="single" w:sz="8" w:space="0" w:color="000000"/>
+              <w:bottom w:val="single" w:sz="8" w:space="0" w:color="000000"/>
+              <w:right w:val="single" w:sz="8" w:space="0" w:color="000000"/>
+            </w:tcBorders>
+            <w:tcMar>
+              <w:top w:w="100" w:type="dxa"/>
+              <w:left w:w="100" w:type="dxa"/>
+              <w:bottom w:w="100" w:type="dxa"/>
+              <w:right w:w="100" w:type="dxa"/>
+            </w:tcMar>
+          </w:tcPr>
+          <w:p>
+            <w:r>
+              <w:t># Filter spark DataFrame for customers who have the last name Adams</w:t>
+            </w:r>
+          </w:p>
+          <w:p>
+            <w:r>
+              <w:t>sparkDf.filter(sparkDf["lastname"] == "Adams").show()</w:t>
+            </w:r>
+          </w:p>
+          <w:p/>
+        </w:tc>
+      </w:tr>
+    </w:tbl>
+    <w:p/>
+    <w:p>
+      <w:r>
+        <w:rPr>
+          <w:b/>
+        </w:rPr>
+        <w:t>Where clause</w:t>
+      </w:r>
+      <w:r>
+        <w:br/>
+      </w:r>
+    </w:p>
+    <w:tbl>
+      <w:tblPr>
+        <w:tblW w:w="9030" w:type="dxa"/>
+        <w:tblBorders>
+          <w:top w:val="single" w:sz="8" w:space="0" w:color="000000"/>
+          <w:left w:val="single" w:sz="8" w:space="0" w:color="000000"/>
+          <w:bottom w:val="single" w:sz="8" w:space="0" w:color="000000"/>
+          <w:right w:val="single" w:sz="8" w:space="0" w:color="000000"/>
+          <w:insideH w:val="single" w:sz="8" w:space="0" w:color="000000"/>
+          <w:insideV w:val="single" w:sz="8" w:space="0" w:color="000000"/>
+        </w:tblBorders>
+        <w:tblLayout w:type="fixed"/>
+        <w:tblLook w:val="0600" w:firstRow="0" w:lastRow="0" w:firstColumn="0" w:lastColumn="0" w:noHBand="1" w:noVBand="1"/>
+      </w:tblPr>
+      <w:tblGrid>
+        <w:gridCol w:w="9030"/>
+      </w:tblGrid>
+      <w:tr>
+        <w:tc>
+          <w:tcPr>
+            <w:tcW w:w="9029" w:type="dxa"/>
+            <w:tcBorders>
+              <w:top w:val="single" w:sz="8" w:space="0" w:color="000000"/>
+              <w:left w:val="single" w:sz="8" w:space="0" w:color="000000"/>
+              <w:bottom w:val="single" w:sz="8" w:space="0" w:color="000000"/>
+              <w:right w:val="single" w:sz="8" w:space="0" w:color="000000"/>
+            </w:tcBorders>
+            <w:tcMar>
+              <w:top w:w="100" w:type="dxa"/>
+              <w:left w:w="100" w:type="dxa"/>
+              <w:bottom w:w="100" w:type="dxa"/>
+              <w:right w:w="100" w:type="dxa"/>
+            </w:tcMar>
+            <w:hideMark/>
+          </w:tcPr>
+          <w:p>
+            <w:r>
+              <w:t># Where clause spark DataFrame for customers who have the last name Adams</w:t>
+            </w:r>
+          </w:p>
+          <w:p>
+            <w:r>
+              <w:t>sparkDf.where("lastname =='Adams'").show()</w:t>
+            </w:r>
+          </w:p>
+        </w:tc>
+      </w:tr>
+    </w:tbl>
+    <w:p/>
+    <w:p>
+      <w:pPr>
+        <w:rPr>
+          <w:b/>
+        </w:rPr>
+      </w:pPr>
+      <w:r>
+        <w:rPr>
+          <w:b/>
+        </w:rPr>
+        <w:t>Joins</w:t>
+      </w:r>
+    </w:p>
+    <w:p>
+      <w:r>
+        <w:t>read up orders dataset and convert to spark dataframe</w:t>
+      </w:r>
+      <w:r>
+        <w:br/>
+      </w:r>
+    </w:p>
+    <w:tbl>
+      <w:tblPr>
+        <w:tblW w:w="9030" w:type="dxa"/>
+        <w:tblBorders>
+          <w:top w:val="single" w:sz="8" w:space="0" w:color="000000"/>
+          <w:left w:val="single" w:sz="8" w:space="0" w:color="000000"/>
+          <w:bottom w:val="single" w:sz="8" w:space="0" w:color="000000"/>
+          <w:right w:val="single" w:sz="8" w:space="0" w:color="000000"/>
+          <w:insideH w:val="single" w:sz="8" w:space="0" w:color="000000"/>
+          <w:insideV w:val="single" w:sz="8" w:space="0" w:color="000000"/>
+        </w:tblBorders>
+        <w:tblLayout w:type="fixed"/>
+        <w:tblLook w:val="0600" w:firstRow="0" w:lastRow="0" w:firstColumn="0" w:lastColumn="0" w:noHBand="1" w:noVBand="1"/>
+      </w:tblPr>
+      <w:tblGrid>
+        <w:gridCol w:w="9030"/>
+      </w:tblGrid>
+      <w:tr>
+        <w:tc>
+          <w:tcPr>
+            <w:tcW w:w="9029" w:type="dxa"/>
+            <w:tcBorders>
+              <w:top w:val="single" w:sz="8" w:space="0" w:color="000000"/>
+              <w:left w:val="single" w:sz="8" w:space="0" w:color="000000"/>
+              <w:bottom w:val="single" w:sz="8" w:space="0" w:color="000000"/>
+              <w:right w:val="single" w:sz="8" w:space="0" w:color="000000"/>
+            </w:tcBorders>
+            <w:tcMar>
+              <w:top w:w="100" w:type="dxa"/>
+              <w:left w:w="100" w:type="dxa"/>
+              <w:bottom w:w="100" w:type="dxa"/>
+              <w:right w:w="100" w:type="dxa"/>
+            </w:tcMar>
+            <w:hideMark/>
+          </w:tcPr>
+          <w:p>
+            <w:r>
+              <w:t># Read from the customers table in the glue data catalog using a dynamic frame and convert to spark dataframe</w:t>
+            </w:r>
+          </w:p>
+          <w:p>
+            <w:r>
+              <w:t>dfOrders = glueContext.create_dynamic_frame.from_catalog(</w:t>
+            </w:r>
+          </w:p>
+          <w:p>
+            <w:r>
+              <w:t xml:space="preserve">                                        database = "bootcamp", </w:t>
+            </w:r>
+          </w:p>
+          <w:p>
+            <w:r>
+              <w:t xml:space="preserve">                                        table_name = "orders"</w:t>
+            </w:r>
+          </w:p>
+          <w:p>
+            <w:r>
+              <w:t xml:space="preserve">                                    ).toDF()</w:t>
+            </w:r>
+          </w:p>
+        </w:tc>
+      </w:tr>
+    </w:tbl>
+    <w:p/>
+    <w:p>
+      <w:r>
+        <w:rPr>
+          <w:b/>
+        </w:rPr>
+        <w:t>Inner join for Spark Dataframe All Data</w:t>
+      </w:r>
+      <w:r>
+        <w:br/>
+      </w:r>
+    </w:p>
+    <w:tbl>
+      <w:tblPr>
+        <w:tblW w:w="9030" w:type="dxa"/>
+        <w:tblBorders>
+          <w:top w:val="single" w:sz="8" w:space="0" w:color="000000"/>
+          <w:left w:val="single" w:sz="8" w:space="0" w:color="000000"/>
+          <w:bottom w:val="single" w:sz="8" w:space="0" w:color="000000"/>
+          <w:right w:val="single" w:sz="8" w:space="0" w:color="000000"/>
+          <w:insideH w:val="single" w:sz="8" w:space="0" w:color="000000"/>
+          <w:insideV w:val="single" w:sz="8" w:space="0" w:color="000000"/>
+        </w:tblBorders>
+        <w:tblLayout w:type="fixed"/>
+        <w:tblLook w:val="0600" w:firstRow="0" w:lastRow="0" w:firstColumn="0" w:lastColumn="0" w:noHBand="1" w:noVBand="1"/>
+      </w:tblPr>
+      <w:tblGrid>
+        <w:gridCol w:w="9030"/>
+      </w:tblGrid>
+      <w:tr>
+        <w:tc>
+          <w:tcPr>
+            <w:tcW w:w="9029" w:type="dxa"/>
+            <w:tcBorders>
+              <w:top w:val="single" w:sz="8" w:space="0" w:color="000000"/>
+              <w:left w:val="single" w:sz="8" w:space="0" w:color="000000"/>
+              <w:bottom w:val="single" w:sz="8" w:space="0" w:color="000000"/>
+              <w:right w:val="single" w:sz="8" w:space="0" w:color="000000"/>
+            </w:tcBorders>
+            <w:tcMar>
+              <w:top w:w="100" w:type="dxa"/>
+              <w:left w:w="100" w:type="dxa"/>
+              <w:bottom w:w="100" w:type="dxa"/>
+              <w:right w:w="100" w:type="dxa"/>
+            </w:tcMar>
+            <w:hideMark/>
+          </w:tcPr>
+          <w:p>
+            <w:r>
+              <w:t># Inner Join Customers Spark DF to Orders Spark DF</w:t>
+            </w:r>
+          </w:p>
+          <w:p>
+            <w:r>
+              <w:t>sparkDf.join(dfOrders,sparkDf.customerid ==  dfOrders.customerid,"inner").show(truncate=False)</w:t>
+            </w:r>
+          </w:p>
+        </w:tc>
+      </w:tr>
+    </w:tbl>
+    <w:p/>
+    <w:p/>
+    <w:p>
+      <w:r>
+        <w:rPr>
+          <w:b/>
+        </w:rPr>
+        <w:lastRenderedPageBreak/>
+        <w:t>Inner Join Adams only</w:t>
+      </w:r>
+      <w:r>
+        <w:br/>
+      </w:r>
+    </w:p>
+    <w:tbl>
+      <w:tblPr>
+        <w:tblW w:w="9030" w:type="dxa"/>
+        <w:tblBorders>
+          <w:top w:val="single" w:sz="8" w:space="0" w:color="000000"/>
+          <w:left w:val="single" w:sz="8" w:space="0" w:color="000000"/>
+          <w:bottom w:val="single" w:sz="8" w:space="0" w:color="000000"/>
+          <w:right w:val="single" w:sz="8" w:space="0" w:color="000000"/>
+          <w:insideH w:val="single" w:sz="8" w:space="0" w:color="000000"/>
+          <w:insideV w:val="single" w:sz="8" w:space="0" w:color="000000"/>
+        </w:tblBorders>
+        <w:tblLayout w:type="fixed"/>
+        <w:tblLook w:val="0600" w:firstRow="0" w:lastRow="0" w:firstColumn="0" w:lastColumn="0" w:noHBand="1" w:noVBand="1"/>
+      </w:tblPr>
+      <w:tblGrid>
+        <w:gridCol w:w="9030"/>
+      </w:tblGrid>
+      <w:tr>
+        <w:tc>
+          <w:tcPr>
+            <w:tcW w:w="9029" w:type="dxa"/>
+            <w:tcBorders>
+              <w:top w:val="single" w:sz="8" w:space="0" w:color="000000"/>
+              <w:left w:val="single" w:sz="8" w:space="0" w:color="000000"/>
+              <w:bottom w:val="single" w:sz="8" w:space="0" w:color="000000"/>
+              <w:right w:val="single" w:sz="8" w:space="0" w:color="000000"/>
+            </w:tcBorders>
+            <w:tcMar>
+              <w:top w:w="100" w:type="dxa"/>
+              <w:left w:w="100" w:type="dxa"/>
+              <w:bottom w:w="100" w:type="dxa"/>
+              <w:right w:w="100" w:type="dxa"/>
+            </w:tcMar>
+          </w:tcPr>
+          <w:p>
+            <w:r>
+              <w:t>#Get customers that only have surname Adams</w:t>
+            </w:r>
+          </w:p>
+          <w:p>
+            <w:r>
+              <w:t>dfAdams = sparkDf.where("lastname =='Adams'")</w:t>
+            </w:r>
+          </w:p>
+          <w:p/>
+          <w:p>
+            <w:r>
+              <w:t># inner join on Adams DF and orders</w:t>
+            </w:r>
+          </w:p>
+          <w:p>
+            <w:r>
+              <w:t>dfAdams.join(dfOrders,dfAdams.customerid ==  dfOrders.customerid,"inner").show()</w:t>
+            </w:r>
+          </w:p>
+        </w:tc>
+      </w:tr>
+    </w:tbl>
+    <w:p/>
+    <w:p>
+      <w:r>
+        <w:rPr>
+          <w:b/>
+        </w:rPr>
+        <w:t>Left Join</w:t>
+      </w:r>
+      <w:r>
+        <w:br/>
+      </w:r>
+    </w:p>
+    <w:tbl>
+      <w:tblPr>
+        <w:tblW w:w="9030" w:type="dxa"/>
+        <w:tblBorders>
+          <w:top w:val="single" w:sz="8" w:space="0" w:color="000000"/>
+          <w:left w:val="single" w:sz="8" w:space="0" w:color="000000"/>
+          <w:bottom w:val="single" w:sz="8" w:space="0" w:color="000000"/>
+          <w:right w:val="single" w:sz="8" w:space="0" w:color="000000"/>
+          <w:insideH w:val="single" w:sz="8" w:space="0" w:color="000000"/>
+          <w:insideV w:val="single" w:sz="8" w:space="0" w:color="000000"/>
+        </w:tblBorders>
+        <w:tblLayout w:type="fixed"/>
+        <w:tblLook w:val="0600" w:firstRow="0" w:lastRow="0" w:firstColumn="0" w:lastColumn="0" w:noHBand="1" w:noVBand="1"/>
+      </w:tblPr>
+      <w:tblGrid>
+        <w:gridCol w:w="9030"/>
+      </w:tblGrid>
+      <w:tr>
+        <w:tc>
+          <w:tcPr>
+            <w:tcW w:w="9029" w:type="dxa"/>
+            <w:tcBorders>
+              <w:top w:val="single" w:sz="8" w:space="0" w:color="000000"/>
+              <w:left w:val="single" w:sz="8" w:space="0" w:color="000000"/>
+              <w:bottom w:val="single" w:sz="8" w:space="0" w:color="000000"/>
+              <w:right w:val="single" w:sz="8" w:space="0" w:color="000000"/>
+            </w:tcBorders>
+            <w:tcMar>
+              <w:top w:w="100" w:type="dxa"/>
+              <w:left w:w="100" w:type="dxa"/>
+              <w:bottom w:w="100" w:type="dxa"/>
+              <w:right w:w="100" w:type="dxa"/>
+            </w:tcMar>
+            <w:hideMark/>
+          </w:tcPr>
+          <w:p>
+            <w:r>
+              <w:t>#left join on orders and adams df</w:t>
+            </w:r>
+          </w:p>
+          <w:p>
+            <w:r>
+              <w:t>dfOrders.join(dfAdams,dfAdams.customerid ==  dfOrders.customerid,"left").show(100)</w:t>
+            </w:r>
+          </w:p>
+        </w:tc>
+      </w:tr>
+    </w:tbl>
+    <w:p/>
+    <w:p/>
+    <w:p>
+      <w:pPr>
+        <w:rPr>
+          <w:b/>
+        </w:rPr>
+      </w:pPr>
+      <w:r>
+        <w:rPr>
+          <w:b/>
+        </w:rPr>
+        <w:t>Writing data down using the Glue Data Catalog</w:t>
+      </w:r>
+    </w:p>
+    <w:p>
+      <w:r>
+        <w:t>delete data from S3 in customers_write_dyf and write_down_dyf_to_s3</w:t>
+      </w:r>
+    </w:p>
+    <w:p>
+      <w:r>
+        <w:t>convert from spark Dataframe to Glue Dynamic DataFrame</w:t>
+      </w:r>
+      <w:r>
+        <w:br/>
+      </w:r>
+    </w:p>
+    <w:tbl>
+      <w:tblPr>
+        <w:tblW w:w="9030" w:type="dxa"/>
+        <w:tblBorders>
+          <w:top w:val="single" w:sz="8" w:space="0" w:color="000000"/>
+          <w:left w:val="single" w:sz="8" w:space="0" w:color="000000"/>
+          <w:bottom w:val="single" w:sz="8" w:space="0" w:color="000000"/>
+          <w:right w:val="single" w:sz="8" w:space="0" w:color="000000"/>
+          <w:insideH w:val="single" w:sz="8" w:space="0" w:color="000000"/>
+          <w:insideV w:val="single" w:sz="8" w:space="0" w:color="000000"/>
+        </w:tblBorders>
+        <w:tblLayout w:type="fixed"/>
+        <w:tblLook w:val="0600" w:firstRow="0" w:lastRow="0" w:firstColumn="0" w:lastColumn="0" w:noHBand="1" w:noVBand="1"/>
+      </w:tblPr>
+      <w:tblGrid>
+        <w:gridCol w:w="9030"/>
+      </w:tblGrid>
+      <w:tr>
+        <w:tc>
+          <w:tcPr>
+            <w:tcW w:w="9029" w:type="dxa"/>
+            <w:tcBorders>
+              <w:top w:val="single" w:sz="8" w:space="0" w:color="000000"/>
+              <w:left w:val="single" w:sz="8" w:space="0" w:color="000000"/>
+              <w:bottom w:val="single" w:sz="8" w:space="0" w:color="000000"/>
+              <w:right w:val="single" w:sz="8" w:space="0" w:color="000000"/>
+            </w:tcBorders>
+            <w:tcMar>
+              <w:top w:w="100" w:type="dxa"/>
+              <w:left w:w="100" w:type="dxa"/>
+              <w:bottom w:w="100" w:type="dxa"/>
+              <w:right w:w="100" w:type="dxa"/>
+            </w:tcMar>
+          </w:tcPr>
+          <w:p>
+            <w:r>
+              <w:t># Import Dynamic DataFrame class</w:t>
+            </w:r>
+          </w:p>
+          <w:p>
+            <w:r>
+              <w:t>from awsglue.dynamicframe import DynamicFrame</w:t>
+            </w:r>
+          </w:p>
+          <w:p/>
+          <w:p>
+            <w:r>
+              <w:t>#Convert from Spark Data Frame to Glue Dynamic Frame</w:t>
+            </w:r>
+          </w:p>
+          <w:p>
+            <w:r>
+              <w:t>dyfCustomersConvert = DynamicFrame.fromDF(sparkDf, glueContext, "convert")</w:t>
+            </w:r>
+          </w:p>
+          <w:p/>
+          <w:p>
+            <w:r>
+              <w:t>#Show converted Glue Dynamic Frame</w:t>
+            </w:r>
+          </w:p>
+          <w:p>
+            <w:r>
+              <w:t>dyfCustomersConvert.show()</w:t>
+            </w:r>
+          </w:p>
+        </w:tc>
+      </w:tr>
+    </w:tbl>
+    <w:p/>
+    <w:p/>
+    <w:p>
+      <w:r>
+        <w:rPr>
+          <w:b/>
+        </w:rPr>
+        <w:t>Write Dynamic DataFrame down to S3 location</w:t>
+      </w:r>
+      <w:r>
+        <w:br/>
+      </w:r>
+    </w:p>
+    <w:tbl>
+      <w:tblPr>
+        <w:tblW w:w="9030" w:type="dxa"/>
+        <w:tblBorders>
+          <w:top w:val="single" w:sz="8" w:space="0" w:color="000000"/>
+          <w:left w:val="single" w:sz="8" w:space="0" w:color="000000"/>
+          <w:bottom w:val="single" w:sz="8" w:space="0" w:color="000000"/>
+          <w:right w:val="single" w:sz="8" w:space="0" w:color="000000"/>
+          <w:insideH w:val="single" w:sz="8" w:space="0" w:color="000000"/>
+          <w:insideV w:val="single" w:sz="8" w:space="0" w:color="000000"/>
+        </w:tblBorders>
+        <w:tblLayout w:type="fixed"/>
+        <w:tblLook w:val="0600" w:firstRow="0" w:lastRow="0" w:firstColumn="0" w:lastColumn="0" w:noHBand="1" w:noVBand="1"/>
+      </w:tblPr>
+      <w:tblGrid>
+        <w:gridCol w:w="9030"/>
+      </w:tblGrid>
+      <w:tr>
+        <w:tc>
+          <w:tcPr>
+            <w:tcW w:w="9029" w:type="dxa"/>
+            <w:tcBorders>
+              <w:top w:val="single" w:sz="8" w:space="0" w:color="000000"/>
+              <w:left w:val="single" w:sz="8" w:space="0" w:color="000000"/>
+              <w:bottom w:val="single" w:sz="8" w:space="0" w:color="000000"/>
+              <w:right w:val="single" w:sz="8" w:space="0" w:color="000000"/>
+            </w:tcBorders>
+            <w:tcMar>
+              <w:top w:w="100" w:type="dxa"/>
+              <w:left w:w="100" w:type="dxa"/>
+              <w:bottom w:w="100" w:type="dxa"/>
+              <w:right w:w="100" w:type="dxa"/>
+            </w:tcMar>
+            <w:hideMark/>
+          </w:tcPr>
+          <w:p>
+            <w:r>
+              <w:t xml:space="preserve"># write down the data in converted Dynamic Frame to S3 location. </w:t>
+            </w:r>
+          </w:p>
+          <w:p>
+            <w:r>
+              <w:t>glueContext.write_dynamic_frame.from_options(</w:t>
+            </w:r>
+          </w:p>
+          <w:p>
+            <w:r>
+              <w:t xml:space="preserve">                            frame = dyfCustomersConvert,</w:t>
+            </w:r>
+          </w:p>
+          <w:p>
+            <w:r>
+              <w:t xml:space="preserve">                            connection_type="s3", </w:t>
+            </w:r>
+          </w:p>
+          <w:p>
+            <w:r>
+              <w:t xml:space="preserve">                            connection_options = {"path": "s3://&lt;YOUR_S3_BUCKET_NAME&gt;/write_down_dyf_to_s3"}, </w:t>
+            </w:r>
+          </w:p>
+          <w:p>
+            <w:r>
+              <w:t xml:space="preserve">                            format = "csv", </w:t>
+            </w:r>
+          </w:p>
+          <w:p>
+            <w:r>
+              <w:t xml:space="preserve">                            format_options={</w:t>
+            </w:r>
+          </w:p>
+          <w:p>
+            <w:r>
+              <w:t xml:space="preserve">                                "separator": ","</w:t>
+            </w:r>
+          </w:p>
+          <w:p>
+            <w:r>
+              <w:t xml:space="preserve">                                },</w:t>
+            </w:r>
+          </w:p>
+          <w:p>
+            <w:r>
+              <w:t xml:space="preserve">                            transformation_ctx = "datasink2")</w:t>
+            </w:r>
+          </w:p>
+        </w:tc>
+      </w:tr>
+    </w:tbl>
+    <w:p/>
+    <w:p>
+      <w:r>
+        <w:rPr>
+          <w:b/>
+        </w:rPr>
+        <w:t>Write Dynamic DataFrame using Glue Data Catalog</w:t>
+      </w:r>
+      <w:r>
+        <w:br/>
+      </w:r>
+    </w:p>
+    <w:tbl>
+      <w:tblPr>
+        <w:tblW w:w="9030" w:type="dxa"/>
+        <w:tblBorders>
+          <w:top w:val="single" w:sz="8" w:space="0" w:color="000000"/>
+          <w:left w:val="single" w:sz="8" w:space="0" w:color="000000"/>
+          <w:bottom w:val="single" w:sz="8" w:space="0" w:color="000000"/>
+          <w:right w:val="single" w:sz="8" w:space="0" w:color="000000"/>
+          <w:insideH w:val="single" w:sz="8" w:space="0" w:color="000000"/>
+          <w:insideV w:val="single" w:sz="8" w:space="0" w:color="000000"/>
+        </w:tblBorders>
+        <w:tblLayout w:type="fixed"/>
+        <w:tblLook w:val="0600" w:firstRow="0" w:lastRow="0" w:firstColumn="0" w:lastColumn="0" w:noHBand="1" w:noVBand="1"/>
+      </w:tblPr>
+      <w:tblGrid>
+        <w:gridCol w:w="9030"/>
+      </w:tblGrid>
+      <w:tr>
+        <w:tc>
+          <w:tcPr>
+            <w:tcW w:w="9029" w:type="dxa"/>
+            <w:tcBorders>
+              <w:top w:val="single" w:sz="8" w:space="0" w:color="000000"/>
+              <w:left w:val="single" w:sz="8" w:space="0" w:color="000000"/>
+              <w:bottom w:val="single" w:sz="8" w:space="0" w:color="000000"/>
+              <w:right w:val="single" w:sz="8" w:space="0" w:color="000000"/>
+            </w:tcBorders>
+            <w:tcMar>
+              <w:top w:w="100" w:type="dxa"/>
+              <w:left w:w="100" w:type="dxa"/>
+              <w:bottom w:w="100" w:type="dxa"/>
+              <w:right w:w="100" w:type="dxa"/>
+            </w:tcMar>
+            <w:hideMark/>
+          </w:tcPr>
+          <w:p>
+            <w:r>
+              <w:lastRenderedPageBreak/>
+              <w:t xml:space="preserve"># write data from the converted to customers_write_dyf table using the metadata stored in the glue data catalog </w:t>
+            </w:r>
+          </w:p>
+          <w:p>
+            <w:r>
+              <w:t>glueContext.write_dynamic_frame.from_catalog(</w:t>
+            </w:r>
+          </w:p>
+          <w:p>
+            <w:r>
+              <w:t xml:space="preserve">    frame = dyfCustomersConvert,</w:t>
+            </w:r>
+          </w:p>
+          <w:p>
+            <w:r>
+              <w:t xml:space="preserve">    database = "bootcamp",  table_name = "customers_write_dyf")</w:t>
+            </w:r>
+          </w:p>
+        </w:tc>
+      </w:tr>
+    </w:tbl>
+    <w:p/>
+    <w:p/>
+    <w:p>
+      <w:pPr>
+        <w:rPr>
+          <w:b/>
+          <w:bCs/>
+        </w:rPr>
+      </w:pPr>
+      <w:r>
+        <w:rPr>
+          <w:b/>
+          <w:bCs/>
+        </w:rPr>
+        <w:t>Overall Summary</w:t>
+      </w:r>
+    </w:p>
+    <w:p/>
+    <w:p>
+      <w:pPr>
+        <w:rPr>
+          <w:lang w:val="en-US"/>
+        </w:rPr>
+      </w:pPr>
+      <w:r>
+        <w:rPr>
+          <w:lang w:val="en-US"/>
+        </w:rPr>
+        <w:t>This document explains how to use AWS Glue, Amazon S3, and PySpark to perform ETL operations on customer and order data. First, data is uploaded to S3, and AWS Glue Crawlers create tables in the Glue Data Catalog. Using Glue Notebooks, data is read into DynamicFrames to inspect schemas, count records, select, drop, rename, filter, and join data.</w:t>
+      </w:r>
+    </w:p>
+    <w:p>
+      <w:pPr>
+        <w:rPr>
+          <w:lang w:val="en-US"/>
+        </w:rPr>
+      </w:pPr>
+      <w:r>
+        <w:rPr>
+          <w:lang w:val="en-US"/>
+        </w:rPr>
+        <w:t>The document also covers converting DynamicFrames into Spark DataFrames to perform PySpark operations such as adding columns, concatenating strings, grouping, filtering, and joining datasets using inner and left joins. Finally, the processed data is converted back into DynamicFrames and written to S3 or Glue Catalog tables.</w:t>
+      </w:r>
+    </w:p>
+    <w:p>
+      <w:pPr>
+        <w:rPr>
+          <w:lang w:val="en-US"/>
+        </w:rPr>
+      </w:pPr>
+      <w:r>
+        <w:rPr>
+          <w:lang w:val="en-US"/>
+        </w:rPr>
+        <w:t>In conclusion, this practice demonstrates an end-to-end AWS data processing workflow, from storing raw data in S3 to transforming and joining datasets with AWS Glue and PySpark, and saving the processed results for further analysis.</w:t>
+      </w:r>
+    </w:p>
+    <w:p/>
+    <w:p/>
+    <w:p/>
+    <w:p/>
     <w:sectPr>
-      <w:pgSz w:h="16834" w:w="11909" w:orient="portrait"/>
-      <w:pgMar w:bottom="1440" w:top="1440" w:left="1440" w:right="1440" w:header="720" w:footer="720"/>
+      <w:pgSz w:w="11909" w:h="16834"/>
+      <w:pgMar w:top="1440" w:right="1440" w:bottom="1440" w:left="1440" w:header="720" w:footer="720" w:gutter="0"/>
       <w:pgNumType w:start="1"/>
+      <w:cols w:space="720"/>
     </w:sectPr>
   </w:body>
 </w:document>
 </file>
 
-<file path=word/numbering.xml><?xml version="1.0" encoding="utf-8"?>
-<w:numbering xmlns:mc="http://schemas.openxmlformats.org/markup-compatibility/2006" xmlns:o="urn:schemas-microsoft-com:office:office" xmlns:r="http://schemas.openxmlformats.org/officeDocument/2006/relationships" xmlns:m="http://schemas.openxmlformats.org/officeDocument/2006/math" xmlns:v="urn:schemas-microsoft-com:vml" xmlns:wp="http://schemas.openxmlformats.org/drawingml/2006/wordprocessingDrawing" xmlns:w10="urn:schemas-microsoft-com:office:word" xmlns:w="http://schemas.openxmlformats.org/wordprocessingml/2006/main" xmlns:wne="http://schemas.microsoft.com/office/word/2006/wordml" xmlns:sl="http://schemas.openxmlformats.org/schemaLibrary/2006/main" xmlns:a="http://schemas.openxmlformats.org/drawingml/2006/main" xmlns:pic="http://schemas.openxmlformats.org/drawingml/2006/picture" xmlns:c="http://schemas.openxmlformats.org/drawingml/2006/chart" xmlns:lc="http://schemas.openxmlformats.org/drawingml/2006/lockedCanvas" xmlns:dgm="http://schemas.openxmlformats.org/drawingml/2006/diagram" xmlns:wps="http://schemas.microsoft.com/office/word/2010/wordprocessingShape" xmlns:wpg="http://schemas.microsoft.com/office/word/2010/wordprocessingGroup" xmlns:w14="http://schemas.microsoft.com/office/word/2010/wordml" xmlns:w15="http://schemas.microsoft.com/office/word/2012/wordml"/>
-</file>
-
 <file path=word/styles.xml><?xml version="1.0" encoding="utf-8"?>
-<w:styles xmlns:mc="http://schemas.openxmlformats.org/markup-compatibility/2006" xmlns:o="urn:schemas-microsoft-com:office:office" xmlns:r="http://schemas.openxmlformats.org/officeDocument/2006/relationships" xmlns:m="http://schemas.openxmlformats.org/officeDocument/2006/math" xmlns:v="urn:schemas-microsoft-com:vml" xmlns:wp="http://schemas.openxmlformats.org/drawingml/2006/wordprocessingDrawing" xmlns:w10="urn:schemas-microsoft-com:office:word" xmlns:w="http://schemas.openxmlformats.org/wordprocessingml/2006/main" xmlns:wne="http://schemas.microsoft.com/office/word/2006/wordml" xmlns:sl="http://schemas.openxmlformats.org/schemaLibrary/2006/main" xmlns:a="http://schemas.openxmlformats.org/drawingml/2006/main" xmlns:pic="http://schemas.openxmlformats.org/drawingml/2006/picture" xmlns:c="http://schemas.openxmlformats.org/drawingml/2006/chart" xmlns:lc="http://schemas.openxmlformats.org/drawingml/2006/lockedCanvas" xmlns:dgm="http://schemas.openxmlformats.org/drawingml/2006/diagram" xmlns:wps="http://schemas.microsoft.com/office/word/2010/wordprocessingShape" xmlns:wpg="http://schemas.microsoft.com/office/word/2010/wordprocessingGroup" xmlns:w14="http://schemas.microsoft.com/office/word/2010/wordml" xmlns:w15="http://schemas.microsoft.com/office/word/2012/wordml">
+<w:styles xmlns:mc="http://schemas.openxmlformats.org/markup-compatibility/2006" xmlns:r="http://schemas.openxmlformats.org/officeDocument/2006/relationships" xmlns:w="http://schemas.openxmlformats.org/wordprocessingml/2006/main" xmlns:w14="http://schemas.microsoft.com/office/word/2010/wordml" xmlns:w15="http://schemas.microsoft.com/office/word/2012/wordml" xmlns:w16cex="http://schemas.microsoft.com/office/word/2018/wordml/cex" xmlns:w16cid="http://schemas.microsoft.com/office/word/2016/wordml/cid" xmlns:w16="http://schemas.microsoft.com/office/word/2018/wordml" xmlns:w16du="http://schemas.microsoft.com/office/word/2023/wordml/word16du" xmlns:w16sdtdh="http://schemas.microsoft.com/office/word/2020/wordml/sdtdatahash" xmlns:w16sdtfl="http://schemas.microsoft.com/office/word/2024/wordml/sdtformatlock" xmlns:w16se="http://schemas.microsoft.com/office/word/2015/wordml/symex" mc:Ignorable="w14 w15 w16se w16cid w16 w16cex w16sdtdh w16sdtfl w16du">
   <w:docDefaults>
     <w:rPrDefault>
       <w:rPr>
-        <w:rFonts w:ascii="Arial" w:cs="Arial" w:eastAsia="Arial" w:hAnsi="Arial"/>
+        <w:rFonts w:ascii="Arial" w:eastAsia="Arial" w:hAnsi="Arial" w:cs="Arial"/>
         <w:sz w:val="22"/>
         <w:szCs w:val="22"/>
-        <w:lang w:val="en_GB"/>
+        <w:lang w:val="en-GB" w:eastAsia="en-US" w:bidi="ar-SA"/>
       </w:rPr>
     </w:rPrDefault>
     <w:pPrDefault>
@@ -670,21 +1292,399 @@
       </w:pPr>
     </w:pPrDefault>
   </w:docDefaults>
-  <w:style w:type="paragraph" w:styleId="Normal" w:default="1">
-    <w:name w:val="normal"/>
-  </w:style>
-  <w:style w:type="table" w:styleId="TableNormal" w:default="1">
-    <w:name w:val="Table Normal"/>
+  <w:latentStyles w:defLockedState="0" w:defUIPriority="99" w:defSemiHidden="0" w:defUnhideWhenUsed="0" w:defQFormat="0" w:count="376">
+    <w:lsdException w:name="Normal" w:uiPriority="0" w:qFormat="1"/>
+    <w:lsdException w:name="heading 1" w:uiPriority="9" w:qFormat="1"/>
+    <w:lsdException w:name="heading 2" w:semiHidden="1" w:uiPriority="9" w:unhideWhenUsed="1" w:qFormat="1"/>
+    <w:lsdException w:name="heading 3" w:semiHidden="1" w:uiPriority="9" w:unhideWhenUsed="1" w:qFormat="1"/>
+    <w:lsdException w:name="heading 4" w:semiHidden="1" w:uiPriority="9" w:unhideWhenUsed="1" w:qFormat="1"/>
+    <w:lsdException w:name="heading 5" w:semiHidden="1" w:uiPriority="9" w:unhideWhenUsed="1" w:qFormat="1"/>
+    <w:lsdException w:name="heading 6" w:semiHidden="1" w:uiPriority="9" w:unhideWhenUsed="1" w:qFormat="1"/>
+    <w:lsdException w:name="heading 7" w:semiHidden="1" w:uiPriority="9" w:unhideWhenUsed="1" w:qFormat="1"/>
+    <w:lsdException w:name="heading 8" w:semiHidden="1" w:uiPriority="9" w:unhideWhenUsed="1" w:qFormat="1"/>
+    <w:lsdException w:name="heading 9" w:semiHidden="1" w:uiPriority="9" w:unhideWhenUsed="1" w:qFormat="1"/>
+    <w:lsdException w:name="index 1" w:semiHidden="1" w:unhideWhenUsed="1"/>
+    <w:lsdException w:name="index 2" w:semiHidden="1" w:unhideWhenUsed="1"/>
+    <w:lsdException w:name="index 3" w:semiHidden="1" w:unhideWhenUsed="1"/>
+    <w:lsdException w:name="index 4" w:semiHidden="1" w:unhideWhenUsed="1"/>
+    <w:lsdException w:name="index 5" w:semiHidden="1" w:unhideWhenUsed="1"/>
+    <w:lsdException w:name="index 6" w:semiHidden="1" w:unhideWhenUsed="1"/>
+    <w:lsdException w:name="index 7" w:semiHidden="1" w:unhideWhenUsed="1"/>
+    <w:lsdException w:name="index 8" w:semiHidden="1" w:unhideWhenUsed="1"/>
+    <w:lsdException w:name="index 9" w:semiHidden="1" w:unhideWhenUsed="1"/>
+    <w:lsdException w:name="toc 1" w:semiHidden="1" w:uiPriority="39" w:unhideWhenUsed="1"/>
+    <w:lsdException w:name="toc 2" w:semiHidden="1" w:uiPriority="39" w:unhideWhenUsed="1"/>
+    <w:lsdException w:name="toc 3" w:semiHidden="1" w:uiPriority="39" w:unhideWhenUsed="1"/>
+    <w:lsdException w:name="toc 4" w:semiHidden="1" w:uiPriority="39" w:unhideWhenUsed="1"/>
+    <w:lsdException w:name="toc 5" w:semiHidden="1" w:uiPriority="39" w:unhideWhenUsed="1"/>
+    <w:lsdException w:name="toc 6" w:semiHidden="1" w:uiPriority="39" w:unhideWhenUsed="1"/>
+    <w:lsdException w:name="toc 7" w:semiHidden="1" w:uiPriority="39" w:unhideWhenUsed="1"/>
+    <w:lsdException w:name="toc 8" w:semiHidden="1" w:uiPriority="39" w:unhideWhenUsed="1"/>
+    <w:lsdException w:name="toc 9" w:semiHidden="1" w:uiPriority="39" w:unhideWhenUsed="1"/>
+    <w:lsdException w:name="Normal Indent" w:semiHidden="1" w:unhideWhenUsed="1"/>
+    <w:lsdException w:name="footnote text" w:semiHidden="1" w:unhideWhenUsed="1"/>
+    <w:lsdException w:name="annotation text" w:semiHidden="1" w:unhideWhenUsed="1"/>
+    <w:lsdException w:name="header" w:semiHidden="1" w:unhideWhenUsed="1"/>
+    <w:lsdException w:name="footer" w:semiHidden="1" w:unhideWhenUsed="1"/>
+    <w:lsdException w:name="index heading" w:semiHidden="1" w:unhideWhenUsed="1"/>
+    <w:lsdException w:name="caption" w:semiHidden="1" w:uiPriority="35" w:unhideWhenUsed="1" w:qFormat="1"/>
+    <w:lsdException w:name="table of figures" w:semiHidden="1" w:unhideWhenUsed="1"/>
+    <w:lsdException w:name="envelope address" w:semiHidden="1" w:unhideWhenUsed="1"/>
+    <w:lsdException w:name="envelope return" w:semiHidden="1" w:unhideWhenUsed="1"/>
+    <w:lsdException w:name="footnote reference" w:semiHidden="1" w:unhideWhenUsed="1"/>
+    <w:lsdException w:name="annotation reference" w:semiHidden="1" w:unhideWhenUsed="1"/>
+    <w:lsdException w:name="line number" w:semiHidden="1" w:unhideWhenUsed="1"/>
+    <w:lsdException w:name="page number" w:semiHidden="1" w:unhideWhenUsed="1"/>
+    <w:lsdException w:name="endnote reference" w:semiHidden="1" w:unhideWhenUsed="1"/>
+    <w:lsdException w:name="endnote text" w:semiHidden="1" w:unhideWhenUsed="1"/>
+    <w:lsdException w:name="table of authorities" w:semiHidden="1" w:unhideWhenUsed="1"/>
+    <w:lsdException w:name="macro" w:semiHidden="1" w:unhideWhenUsed="1"/>
+    <w:lsdException w:name="toa heading" w:semiHidden="1" w:unhideWhenUsed="1"/>
+    <w:lsdException w:name="List" w:semiHidden="1" w:unhideWhenUsed="1"/>
+    <w:lsdException w:name="List Bullet" w:semiHidden="1" w:unhideWhenUsed="1"/>
+    <w:lsdException w:name="List Number" w:semiHidden="1" w:unhideWhenUsed="1"/>
+    <w:lsdException w:name="List 2" w:semiHidden="1" w:unhideWhenUsed="1"/>
+    <w:lsdException w:name="List 3" w:semiHidden="1" w:unhideWhenUsed="1"/>
+    <w:lsdException w:name="List 4" w:semiHidden="1" w:unhideWhenUsed="1"/>
+    <w:lsdException w:name="List 5" w:semiHidden="1" w:unhideWhenUsed="1"/>
+    <w:lsdException w:name="List Bullet 2" w:semiHidden="1" w:unhideWhenUsed="1"/>
+    <w:lsdException w:name="List Bullet 3" w:semiHidden="1" w:unhideWhenUsed="1"/>
+    <w:lsdException w:name="List Bullet 4" w:semiHidden="1" w:unhideWhenUsed="1"/>
+    <w:lsdException w:name="List Bullet 5" w:semiHidden="1" w:unhideWhenUsed="1"/>
+    <w:lsdException w:name="List Number 2" w:semiHidden="1" w:unhideWhenUsed="1"/>
+    <w:lsdException w:name="List Number 3" w:semiHidden="1" w:unhideWhenUsed="1"/>
+    <w:lsdException w:name="List Number 4" w:semiHidden="1" w:unhideWhenUsed="1"/>
+    <w:lsdException w:name="List Number 5" w:semiHidden="1" w:unhideWhenUsed="1"/>
+    <w:lsdException w:name="Title" w:uiPriority="10" w:qFormat="1"/>
+    <w:lsdException w:name="Closing" w:semiHidden="1" w:unhideWhenUsed="1"/>
+    <w:lsdException w:name="Signature" w:semiHidden="1" w:unhideWhenUsed="1"/>
+    <w:lsdException w:name="Default Paragraph Font" w:semiHidden="1" w:uiPriority="1" w:unhideWhenUsed="1"/>
+    <w:lsdException w:name="Body Text" w:semiHidden="1" w:unhideWhenUsed="1"/>
+    <w:lsdException w:name="Body Text Indent" w:semiHidden="1" w:unhideWhenUsed="1"/>
+    <w:lsdException w:name="List Continue" w:semiHidden="1" w:unhideWhenUsed="1"/>
+    <w:lsdException w:name="List Continue 2" w:semiHidden="1" w:unhideWhenUsed="1"/>
+    <w:lsdException w:name="List Continue 3" w:semiHidden="1" w:unhideWhenUsed="1"/>
+    <w:lsdException w:name="List Continue 4" w:semiHidden="1" w:unhideWhenUsed="1"/>
+    <w:lsdException w:name="List Continue 5" w:semiHidden="1" w:unhideWhenUsed="1"/>
+    <w:lsdException w:name="Message Header" w:semiHidden="1" w:unhideWhenUsed="1"/>
+    <w:lsdException w:name="Subtitle" w:uiPriority="11" w:qFormat="1"/>
+    <w:lsdException w:name="Salutation" w:semiHidden="1" w:unhideWhenUsed="1"/>
+    <w:lsdException w:name="Date" w:semiHidden="1" w:unhideWhenUsed="1"/>
+    <w:lsdException w:name="Body Text First Indent" w:semiHidden="1" w:unhideWhenUsed="1"/>
+    <w:lsdException w:name="Body Text First Indent 2" w:semiHidden="1" w:unhideWhenUsed="1"/>
+    <w:lsdException w:name="Note Heading" w:semiHidden="1" w:unhideWhenUsed="1"/>
+    <w:lsdException w:name="Body Text 2" w:semiHidden="1" w:unhideWhenUsed="1"/>
+    <w:lsdException w:name="Body Text 3" w:semiHidden="1" w:unhideWhenUsed="1"/>
+    <w:lsdException w:name="Body Text Indent 2" w:semiHidden="1" w:unhideWhenUsed="1"/>
+    <w:lsdException w:name="Body Text Indent 3" w:semiHidden="1" w:unhideWhenUsed="1"/>
+    <w:lsdException w:name="Block Text" w:semiHidden="1" w:unhideWhenUsed="1"/>
+    <w:lsdException w:name="Hyperlink" w:semiHidden="1" w:unhideWhenUsed="1"/>
+    <w:lsdException w:name="FollowedHyperlink" w:semiHidden="1" w:unhideWhenUsed="1"/>
+    <w:lsdException w:name="Strong" w:uiPriority="22" w:qFormat="1"/>
+    <w:lsdException w:name="Emphasis" w:uiPriority="20" w:qFormat="1"/>
+    <w:lsdException w:name="Document Map" w:semiHidden="1" w:unhideWhenUsed="1"/>
+    <w:lsdException w:name="Plain Text" w:semiHidden="1" w:unhideWhenUsed="1"/>
+    <w:lsdException w:name="E-mail Signature" w:semiHidden="1" w:unhideWhenUsed="1"/>
+    <w:lsdException w:name="HTML Top of Form" w:semiHidden="1" w:unhideWhenUsed="1"/>
+    <w:lsdException w:name="HTML Bottom of Form" w:semiHidden="1" w:unhideWhenUsed="1"/>
+    <w:lsdException w:name="Normal (Web)" w:semiHidden="1" w:unhideWhenUsed="1"/>
+    <w:lsdException w:name="HTML Acronym" w:semiHidden="1" w:unhideWhenUsed="1"/>
+    <w:lsdException w:name="HTML Address" w:semiHidden="1" w:unhideWhenUsed="1"/>
+    <w:lsdException w:name="HTML Cite" w:semiHidden="1" w:unhideWhenUsed="1"/>
+    <w:lsdException w:name="HTML Code" w:semiHidden="1" w:unhideWhenUsed="1"/>
+    <w:lsdException w:name="HTML Definition" w:semiHidden="1" w:unhideWhenUsed="1"/>
+    <w:lsdException w:name="HTML Keyboard" w:semiHidden="1" w:unhideWhenUsed="1"/>
+    <w:lsdException w:name="HTML Preformatted" w:semiHidden="1" w:unhideWhenUsed="1"/>
+    <w:lsdException w:name="HTML Sample" w:semiHidden="1" w:unhideWhenUsed="1"/>
+    <w:lsdException w:name="HTML Typewriter" w:semiHidden="1" w:unhideWhenUsed="1"/>
+    <w:lsdException w:name="HTML Variable" w:semiHidden="1" w:unhideWhenUsed="1"/>
+    <w:lsdException w:name="Normal Table" w:semiHidden="1" w:unhideWhenUsed="1"/>
+    <w:lsdException w:name="annotation subject" w:semiHidden="1" w:unhideWhenUsed="1"/>
+    <w:lsdException w:name="No List" w:semiHidden="1" w:unhideWhenUsed="1"/>
+    <w:lsdException w:name="Outline List 1" w:semiHidden="1" w:unhideWhenUsed="1"/>
+    <w:lsdException w:name="Outline List 2" w:semiHidden="1" w:unhideWhenUsed="1"/>
+    <w:lsdException w:name="Outline List 3" w:semiHidden="1" w:unhideWhenUsed="1"/>
+    <w:lsdException w:name="Table Simple 1" w:semiHidden="1" w:unhideWhenUsed="1"/>
+    <w:lsdException w:name="Table Simple 2" w:semiHidden="1" w:unhideWhenUsed="1"/>
+    <w:lsdException w:name="Table Simple 3" w:semiHidden="1" w:unhideWhenUsed="1"/>
+    <w:lsdException w:name="Table Classic 1" w:semiHidden="1" w:unhideWhenUsed="1"/>
+    <w:lsdException w:name="Table Classic 2" w:semiHidden="1" w:unhideWhenUsed="1"/>
+    <w:lsdException w:name="Table Classic 3" w:semiHidden="1" w:unhideWhenUsed="1"/>
+    <w:lsdException w:name="Table Classic 4" w:semiHidden="1" w:unhideWhenUsed="1"/>
+    <w:lsdException w:name="Table Colorful 1" w:semiHidden="1" w:unhideWhenUsed="1"/>
+    <w:lsdException w:name="Table Colorful 2" w:semiHidden="1" w:unhideWhenUsed="1"/>
+    <w:lsdException w:name="Table Colorful 3" w:semiHidden="1" w:unhideWhenUsed="1"/>
+    <w:lsdException w:name="Table Columns 1" w:semiHidden="1" w:unhideWhenUsed="1"/>
+    <w:lsdException w:name="Table Columns 2" w:semiHidden="1" w:unhideWhenUsed="1"/>
+    <w:lsdException w:name="Table Columns 3" w:semiHidden="1" w:unhideWhenUsed="1"/>
+    <w:lsdException w:name="Table Columns 4" w:semiHidden="1" w:unhideWhenUsed="1"/>
+    <w:lsdException w:name="Table Columns 5" w:semiHidden="1" w:unhideWhenUsed="1"/>
+    <w:lsdException w:name="Table Grid 1" w:semiHidden="1" w:unhideWhenUsed="1"/>
+    <w:lsdException w:name="Table Grid 2" w:semiHidden="1" w:unhideWhenUsed="1"/>
+    <w:lsdException w:name="Table Grid 3" w:semiHidden="1" w:unhideWhenUsed="1"/>
+    <w:lsdException w:name="Table Grid 4" w:semiHidden="1" w:unhideWhenUsed="1"/>
+    <w:lsdException w:name="Table Grid 5" w:semiHidden="1" w:unhideWhenUsed="1"/>
+    <w:lsdException w:name="Table Grid 6" w:semiHidden="1" w:unhideWhenUsed="1"/>
+    <w:lsdException w:name="Table Grid 7" w:semiHidden="1" w:unhideWhenUsed="1"/>
+    <w:lsdException w:name="Table Grid 8" w:semiHidden="1" w:unhideWhenUsed="1"/>
+    <w:lsdException w:name="Table List 1" w:semiHidden="1" w:unhideWhenUsed="1"/>
+    <w:lsdException w:name="Table List 2" w:semiHidden="1" w:unhideWhenUsed="1"/>
+    <w:lsdException w:name="Table List 3" w:semiHidden="1" w:unhideWhenUsed="1"/>
+    <w:lsdException w:name="Table List 4" w:semiHidden="1" w:unhideWhenUsed="1"/>
+    <w:lsdException w:name="Table List 5" w:semiHidden="1" w:unhideWhenUsed="1"/>
+    <w:lsdException w:name="Table List 6" w:semiHidden="1" w:unhideWhenUsed="1"/>
+    <w:lsdException w:name="Table List 7" w:semiHidden="1" w:unhideWhenUsed="1"/>
+    <w:lsdException w:name="Table List 8" w:semiHidden="1" w:unhideWhenUsed="1"/>
+    <w:lsdException w:name="Table 3D effects 1" w:semiHidden="1" w:unhideWhenUsed="1"/>
+    <w:lsdException w:name="Table 3D effects 2" w:semiHidden="1" w:unhideWhenUsed="1"/>
+    <w:lsdException w:name="Table 3D effects 3" w:semiHidden="1" w:unhideWhenUsed="1"/>
+    <w:lsdException w:name="Table Contemporary" w:semiHidden="1" w:unhideWhenUsed="1"/>
+    <w:lsdException w:name="Table Elegant" w:semiHidden="1" w:unhideWhenUsed="1"/>
+    <w:lsdException w:name="Table Professional" w:semiHidden="1" w:unhideWhenUsed="1"/>
+    <w:lsdException w:name="Table Subtle 1" w:semiHidden="1" w:unhideWhenUsed="1"/>
+    <w:lsdException w:name="Table Subtle 2" w:semiHidden="1" w:unhideWhenUsed="1"/>
+    <w:lsdException w:name="Table Web 1" w:semiHidden="1" w:unhideWhenUsed="1"/>
+    <w:lsdException w:name="Table Web 2" w:semiHidden="1" w:unhideWhenUsed="1"/>
+    <w:lsdException w:name="Table Web 3" w:semiHidden="1" w:unhideWhenUsed="1"/>
+    <w:lsdException w:name="Balloon Text" w:semiHidden="1" w:unhideWhenUsed="1"/>
+    <w:lsdException w:name="Table Grid" w:uiPriority="39"/>
+    <w:lsdException w:name="Table Theme" w:semiHidden="1" w:unhideWhenUsed="1"/>
+    <w:lsdException w:name="Placeholder Text" w:semiHidden="1"/>
+    <w:lsdException w:name="No Spacing" w:uiPriority="1" w:qFormat="1"/>
+    <w:lsdException w:name="Light Shading" w:uiPriority="60"/>
+    <w:lsdException w:name="Light List" w:uiPriority="61"/>
+    <w:lsdException w:name="Light Grid" w:uiPriority="62"/>
+    <w:lsdException w:name="Medium Shading 1" w:uiPriority="63"/>
+    <w:lsdException w:name="Medium Shading 2" w:uiPriority="64"/>
+    <w:lsdException w:name="Medium List 1" w:uiPriority="65"/>
+    <w:lsdException w:name="Medium List 2" w:uiPriority="66"/>
+    <w:lsdException w:name="Medium Grid 1" w:uiPriority="67"/>
+    <w:lsdException w:name="Medium Grid 2" w:uiPriority="68"/>
+    <w:lsdException w:name="Medium Grid 3" w:uiPriority="69"/>
+    <w:lsdException w:name="Dark List" w:uiPriority="70"/>
+    <w:lsdException w:name="Colorful Shading" w:uiPriority="71"/>
+    <w:lsdException w:name="Colorful List" w:uiPriority="72"/>
+    <w:lsdException w:name="Colorful Grid" w:uiPriority="73"/>
+    <w:lsdException w:name="Light Shading Accent 1" w:uiPriority="60"/>
+    <w:lsdException w:name="Light List Accent 1" w:uiPriority="61"/>
+    <w:lsdException w:name="Light Grid Accent 1" w:uiPriority="62"/>
+    <w:lsdException w:name="Medium Shading 1 Accent 1" w:uiPriority="63"/>
+    <w:lsdException w:name="Medium Shading 2 Accent 1" w:uiPriority="64"/>
+    <w:lsdException w:name="Medium List 1 Accent 1" w:uiPriority="65"/>
+    <w:lsdException w:name="Revision" w:semiHidden="1"/>
+    <w:lsdException w:name="List Paragraph" w:uiPriority="34" w:qFormat="1"/>
+    <w:lsdException w:name="Quote" w:uiPriority="29" w:qFormat="1"/>
+    <w:lsdException w:name="Intense Quote" w:uiPriority="30" w:qFormat="1"/>
+    <w:lsdException w:name="Medium List 2 Accent 1" w:uiPriority="66"/>
+    <w:lsdException w:name="Medium Grid 1 Accent 1" w:uiPriority="67"/>
+    <w:lsdException w:name="Medium Grid 2 Accent 1" w:uiPriority="68"/>
+    <w:lsdException w:name="Medium Grid 3 Accent 1" w:uiPriority="69"/>
+    <w:lsdException w:name="Dark List Accent 1" w:uiPriority="70"/>
+    <w:lsdException w:name="Colorful Shading Accent 1" w:uiPriority="71"/>
+    <w:lsdException w:name="Colorful List Accent 1" w:uiPriority="72"/>
+    <w:lsdException w:name="Colorful Grid Accent 1" w:uiPriority="73"/>
+    <w:lsdException w:name="Light Shading Accent 2" w:uiPriority="60"/>
+    <w:lsdException w:name="Light List Accent 2" w:uiPriority="61"/>
+    <w:lsdException w:name="Light Grid Accent 2" w:uiPriority="62"/>
+    <w:lsdException w:name="Medium Shading 1 Accent 2" w:uiPriority="63"/>
+    <w:lsdException w:name="Medium Shading 2 Accent 2" w:uiPriority="64"/>
+    <w:lsdException w:name="Medium List 1 Accent 2" w:uiPriority="65"/>
+    <w:lsdException w:name="Medium List 2 Accent 2" w:uiPriority="66"/>
+    <w:lsdException w:name="Medium Grid 1 Accent 2" w:uiPriority="67"/>
+    <w:lsdException w:name="Medium Grid 2 Accent 2" w:uiPriority="68"/>
+    <w:lsdException w:name="Medium Grid 3 Accent 2" w:uiPriority="69"/>
+    <w:lsdException w:name="Dark List Accent 2" w:uiPriority="70"/>
+    <w:lsdException w:name="Colorful Shading Accent 2" w:uiPriority="71"/>
+    <w:lsdException w:name="Colorful List Accent 2" w:uiPriority="72"/>
+    <w:lsdException w:name="Colorful Grid Accent 2" w:uiPriority="73"/>
+    <w:lsdException w:name="Light Shading Accent 3" w:uiPriority="60"/>
+    <w:lsdException w:name="Light List Accent 3" w:uiPriority="61"/>
+    <w:lsdException w:name="Light Grid Accent 3" w:uiPriority="62"/>
+    <w:lsdException w:name="Medium Shading 1 Accent 3" w:uiPriority="63"/>
+    <w:lsdException w:name="Medium Shading 2 Accent 3" w:uiPriority="64"/>
+    <w:lsdException w:name="Medium List 1 Accent 3" w:uiPriority="65"/>
+    <w:lsdException w:name="Medium List 2 Accent 3" w:uiPriority="66"/>
+    <w:lsdException w:name="Medium Grid 1 Accent 3" w:uiPriority="67"/>
+    <w:lsdException w:name="Medium Grid 2 Accent 3" w:uiPriority="68"/>
+    <w:lsdException w:name="Medium Grid 3 Accent 3" w:uiPriority="69"/>
+    <w:lsdException w:name="Dark List Accent 3" w:uiPriority="70"/>
+    <w:lsdException w:name="Colorful Shading Accent 3" w:uiPriority="71"/>
+    <w:lsdException w:name="Colorful List Accent 3" w:uiPriority="72"/>
+    <w:lsdException w:name="Colorful Grid Accent 3" w:uiPriority="73"/>
+    <w:lsdException w:name="Light Shading Accent 4" w:uiPriority="60"/>
+    <w:lsdException w:name="Light List Accent 4" w:uiPriority="61"/>
+    <w:lsdException w:name="Light Grid Accent 4" w:uiPriority="62"/>
+    <w:lsdException w:name="Medium Shading 1 Accent 4" w:uiPriority="63"/>
+    <w:lsdException w:name="Medium Shading 2 Accent 4" w:uiPriority="64"/>
+    <w:lsdException w:name="Medium List 1 Accent 4" w:uiPriority="65"/>
+    <w:lsdException w:name="Medium List 2 Accent 4" w:uiPriority="66"/>
+    <w:lsdException w:name="Medium Grid 1 Accent 4" w:uiPriority="67"/>
+    <w:lsdException w:name="Medium Grid 2 Accent 4" w:uiPriority="68"/>
+    <w:lsdException w:name="Medium Grid 3 Accent 4" w:uiPriority="69"/>
+    <w:lsdException w:name="Dark List Accent 4" w:uiPriority="70"/>
+    <w:lsdException w:name="Colorful Shading Accent 4" w:uiPriority="71"/>
+    <w:lsdException w:name="Colorful List Accent 4" w:uiPriority="72"/>
+    <w:lsdException w:name="Colorful Grid Accent 4" w:uiPriority="73"/>
+    <w:lsdException w:name="Light Shading Accent 5" w:uiPriority="60"/>
+    <w:lsdException w:name="Light List Accent 5" w:uiPriority="61"/>
+    <w:lsdException w:name="Light Grid Accent 5" w:uiPriority="62"/>
+    <w:lsdException w:name="Medium Shading 1 Accent 5" w:uiPriority="63"/>
+    <w:lsdException w:name="Medium Shading 2 Accent 5" w:uiPriority="64"/>
+    <w:lsdException w:name="Medium List 1 Accent 5" w:uiPriority="65"/>
+    <w:lsdException w:name="Medium List 2 Accent 5" w:uiPriority="66"/>
+    <w:lsdException w:name="Medium Grid 1 Accent 5" w:uiPriority="67"/>
+    <w:lsdException w:name="Medium Grid 2 Accent 5" w:uiPriority="68"/>
+    <w:lsdException w:name="Medium Grid 3 Accent 5" w:uiPriority="69"/>
+    <w:lsdException w:name="Dark List Accent 5" w:uiPriority="70"/>
+    <w:lsdException w:name="Colorful Shading Accent 5" w:uiPriority="71"/>
+    <w:lsdException w:name="Colorful List Accent 5" w:uiPriority="72"/>
+    <w:lsdException w:name="Colorful Grid Accent 5" w:uiPriority="73"/>
+    <w:lsdException w:name="Light Shading Accent 6" w:uiPriority="60"/>
+    <w:lsdException w:name="Light List Accent 6" w:uiPriority="61"/>
+    <w:lsdException w:name="Light Grid Accent 6" w:uiPriority="62"/>
+    <w:lsdException w:name="Medium Shading 1 Accent 6" w:uiPriority="63"/>
+    <w:lsdException w:name="Medium Shading 2 Accent 6" w:uiPriority="64"/>
+    <w:lsdException w:name="Medium List 1 Accent 6" w:uiPriority="65"/>
+    <w:lsdException w:name="Medium List 2 Accent 6" w:uiPriority="66"/>
+    <w:lsdException w:name="Medium Grid 1 Accent 6" w:uiPriority="67"/>
+    <w:lsdException w:name="Medium Grid 2 Accent 6" w:uiPriority="68"/>
+    <w:lsdException w:name="Medium Grid 3 Accent 6" w:uiPriority="69"/>
+    <w:lsdException w:name="Dark List Accent 6" w:uiPriority="70"/>
+    <w:lsdException w:name="Colorful Shading Accent 6" w:uiPriority="71"/>
+    <w:lsdException w:name="Colorful List Accent 6" w:uiPriority="72"/>
+    <w:lsdException w:name="Colorful Grid Accent 6" w:uiPriority="73"/>
+    <w:lsdException w:name="Subtle Emphasis" w:uiPriority="19" w:qFormat="1"/>
+    <w:lsdException w:name="Intense Emphasis" w:uiPriority="21" w:qFormat="1"/>
+    <w:lsdException w:name="Subtle Reference" w:uiPriority="31" w:qFormat="1"/>
+    <w:lsdException w:name="Intense Reference" w:uiPriority="32" w:qFormat="1"/>
+    <w:lsdException w:name="Book Title" w:uiPriority="33" w:qFormat="1"/>
+    <w:lsdException w:name="Bibliography" w:semiHidden="1" w:uiPriority="37" w:unhideWhenUsed="1"/>
+    <w:lsdException w:name="TOC Heading" w:semiHidden="1" w:uiPriority="39" w:unhideWhenUsed="1" w:qFormat="1"/>
+    <w:lsdException w:name="Plain Table 1" w:uiPriority="41"/>
+    <w:lsdException w:name="Plain Table 2" w:uiPriority="42"/>
+    <w:lsdException w:name="Plain Table 3" w:uiPriority="43"/>
+    <w:lsdException w:name="Plain Table 4" w:uiPriority="44"/>
+    <w:lsdException w:name="Plain Table 5" w:uiPriority="45"/>
+    <w:lsdException w:name="Grid Table Light" w:uiPriority="40"/>
+    <w:lsdException w:name="Grid Table 1 Light" w:uiPriority="46"/>
+    <w:lsdException w:name="Grid Table 2" w:uiPriority="47"/>
+    <w:lsdException w:name="Grid Table 3" w:uiPriority="48"/>
+    <w:lsdException w:name="Grid Table 4" w:uiPriority="49"/>
+    <w:lsdException w:name="Grid Table 5 Dark" w:uiPriority="50"/>
+    <w:lsdException w:name="Grid Table 6 Colorful" w:uiPriority="51"/>
+    <w:lsdException w:name="Grid Table 7 Colorful" w:uiPriority="52"/>
+    <w:lsdException w:name="Grid Table 1 Light Accent 1" w:uiPriority="46"/>
+    <w:lsdException w:name="Grid Table 2 Accent 1" w:uiPriority="47"/>
+    <w:lsdException w:name="Grid Table 3 Accent 1" w:uiPriority="48"/>
+    <w:lsdException w:name="Grid Table 4 Accent 1" w:uiPriority="49"/>
+    <w:lsdException w:name="Grid Table 5 Dark Accent 1" w:uiPriority="50"/>
+    <w:lsdException w:name="Grid Table 6 Colorful Accent 1" w:uiPriority="51"/>
+    <w:lsdException w:name="Grid Table 7 Colorful Accent 1" w:uiPriority="52"/>
+    <w:lsdException w:name="Grid Table 1 Light Accent 2" w:uiPriority="46"/>
+    <w:lsdException w:name="Grid Table 2 Accent 2" w:uiPriority="47"/>
+    <w:lsdException w:name="Grid Table 3 Accent 2" w:uiPriority="48"/>
+    <w:lsdException w:name="Grid Table 4 Accent 2" w:uiPriority="49"/>
+    <w:lsdException w:name="Grid Table 5 Dark Accent 2" w:uiPriority="50"/>
+    <w:lsdException w:name="Grid Table 6 Colorful Accent 2" w:uiPriority="51"/>
+    <w:lsdException w:name="Grid Table 7 Colorful Accent 2" w:uiPriority="52"/>
+    <w:lsdException w:name="Grid Table 1 Light Accent 3" w:uiPriority="46"/>
+    <w:lsdException w:name="Grid Table 2 Accent 3" w:uiPriority="47"/>
+    <w:lsdException w:name="Grid Table 3 Accent 3" w:uiPriority="48"/>
+    <w:lsdException w:name="Grid Table 4 Accent 3" w:uiPriority="49"/>
+    <w:lsdException w:name="Grid Table 5 Dark Accent 3" w:uiPriority="50"/>
+    <w:lsdException w:name="Grid Table 6 Colorful Accent 3" w:uiPriority="51"/>
+    <w:lsdException w:name="Grid Table 7 Colorful Accent 3" w:uiPriority="52"/>
+    <w:lsdException w:name="Grid Table 1 Light Accent 4" w:uiPriority="46"/>
+    <w:lsdException w:name="Grid Table 2 Accent 4" w:uiPriority="47"/>
+    <w:lsdException w:name="Grid Table 3 Accent 4" w:uiPriority="48"/>
+    <w:lsdException w:name="Grid Table 4 Accent 4" w:uiPriority="49"/>
+    <w:lsdException w:name="Grid Table 5 Dark Accent 4" w:uiPriority="50"/>
+    <w:lsdException w:name="Grid Table 6 Colorful Accent 4" w:uiPriority="51"/>
+    <w:lsdException w:name="Grid Table 7 Colorful Accent 4" w:uiPriority="52"/>
+    <w:lsdException w:name="Grid Table 1 Light Accent 5" w:uiPriority="46"/>
+    <w:lsdException w:name="Grid Table 2 Accent 5" w:uiPriority="47"/>
+    <w:lsdException w:name="Grid Table 3 Accent 5" w:uiPriority="48"/>
+    <w:lsdException w:name="Grid Table 4 Accent 5" w:uiPriority="49"/>
+    <w:lsdException w:name="Grid Table 5 Dark Accent 5" w:uiPriority="50"/>
+    <w:lsdException w:name="Grid Table 6 Colorful Accent 5" w:uiPriority="51"/>
+    <w:lsdException w:name="Grid Table 7 Colorful Accent 5" w:uiPriority="52"/>
+    <w:lsdException w:name="Grid Table 1 Light Accent 6" w:uiPriority="46"/>
+    <w:lsdException w:name="Grid Table 2 Accent 6" w:uiPriority="47"/>
+    <w:lsdException w:name="Grid Table 3 Accent 6" w:uiPriority="48"/>
+    <w:lsdException w:name="Grid Table 4 Accent 6" w:uiPriority="49"/>
+    <w:lsdException w:name="Grid Table 5 Dark Accent 6" w:uiPriority="50"/>
+    <w:lsdException w:name="Grid Table 6 Colorful Accent 6" w:uiPriority="51"/>
+    <w:lsdException w:name="Grid Table 7 Colorful Accent 6" w:uiPriority="52"/>
+    <w:lsdException w:name="List Table 1 Light" w:uiPriority="46"/>
+    <w:lsdException w:name="List Table 2" w:uiPriority="47"/>
+    <w:lsdException w:name="List Table 3" w:uiPriority="48"/>
+    <w:lsdException w:name="List Table 4" w:uiPriority="49"/>
+    <w:lsdException w:name="List Table 5 Dark" w:uiPriority="50"/>
+    <w:lsdException w:name="List Table 6 Colorful" w:uiPriority="51"/>
+    <w:lsdException w:name="List Table 7 Colorful" w:uiPriority="52"/>
+    <w:lsdException w:name="List Table 1 Light Accent 1" w:uiPriority="46"/>
+    <w:lsdException w:name="List Table 2 Accent 1" w:uiPriority="47"/>
+    <w:lsdException w:name="List Table 3 Accent 1" w:uiPriority="48"/>
+    <w:lsdException w:name="List Table 4 Accent 1" w:uiPriority="49"/>
+    <w:lsdException w:name="List Table 5 Dark Accent 1" w:uiPriority="50"/>
+    <w:lsdException w:name="List Table 6 Colorful Accent 1" w:uiPriority="51"/>
+    <w:lsdException w:name="List Table 7 Colorful Accent 1" w:uiPriority="52"/>
+    <w:lsdException w:name="List Table 1 Light Accent 2" w:uiPriority="46"/>
+    <w:lsdException w:name="List Table 2 Accent 2" w:uiPriority="47"/>
+    <w:lsdException w:name="List Table 3 Accent 2" w:uiPriority="48"/>
+    <w:lsdException w:name="List Table 4 Accent 2" w:uiPriority="49"/>
+    <w:lsdException w:name="List Table 5 Dark Accent 2" w:uiPriority="50"/>
+    <w:lsdException w:name="List Table 6 Colorful Accent 2" w:uiPriority="51"/>
+    <w:lsdException w:name="List Table 7 Colorful Accent 2" w:uiPriority="52"/>
+    <w:lsdException w:name="List Table 1 Light Accent 3" w:uiPriority="46"/>
+    <w:lsdException w:name="List Table 2 Accent 3" w:uiPriority="47"/>
+    <w:lsdException w:name="List Table 3 Accent 3" w:uiPriority="48"/>
+    <w:lsdException w:name="List Table 4 Accent 3" w:uiPriority="49"/>
+    <w:lsdException w:name="List Table 5 Dark Accent 3" w:uiPriority="50"/>
+    <w:lsdException w:name="List Table 6 Colorful Accent 3" w:uiPriority="51"/>
+    <w:lsdException w:name="List Table 7 Colorful Accent 3" w:uiPriority="52"/>
+    <w:lsdException w:name="List Table 1 Light Accent 4" w:uiPriority="46"/>
+    <w:lsdException w:name="List Table 2 Accent 4" w:uiPriority="47"/>
+    <w:lsdException w:name="List Table 3 Accent 4" w:uiPriority="48"/>
+    <w:lsdException w:name="List Table 4 Accent 4" w:uiPriority="49"/>
+    <w:lsdException w:name="List Table 5 Dark Accent 4" w:uiPriority="50"/>
+    <w:lsdException w:name="List Table 6 Colorful Accent 4" w:uiPriority="51"/>
+    <w:lsdException w:name="List Table 7 Colorful Accent 4" w:uiPriority="52"/>
+    <w:lsdException w:name="List Table 1 Light Accent 5" w:uiPriority="46"/>
+    <w:lsdException w:name="List Table 2 Accent 5" w:uiPriority="47"/>
+    <w:lsdException w:name="List Table 3 Accent 5" w:uiPriority="48"/>
+    <w:lsdException w:name="List Table 4 Accent 5" w:uiPriority="49"/>
+    <w:lsdException w:name="List Table 5 Dark Accent 5" w:uiPriority="50"/>
+    <w:lsdException w:name="List Table 6 Colorful Accent 5" w:uiPriority="51"/>
+    <w:lsdException w:name="List Table 7 Colorful Accent 5" w:uiPriority="52"/>
+    <w:lsdException w:name="List Table 1 Light Accent 6" w:uiPriority="46"/>
+    <w:lsdException w:name="List Table 2 Accent 6" w:uiPriority="47"/>
+    <w:lsdException w:name="List Table 3 Accent 6" w:uiPriority="48"/>
+    <w:lsdException w:name="List Table 4 Accent 6" w:uiPriority="49"/>
+    <w:lsdException w:name="List Table 5 Dark Accent 6" w:uiPriority="50"/>
+    <w:lsdException w:name="List Table 6 Colorful Accent 6" w:uiPriority="51"/>
+    <w:lsdException w:name="List Table 7 Colorful Accent 6" w:uiPriority="52"/>
+    <w:lsdException w:name="Mention" w:semiHidden="1" w:unhideWhenUsed="1"/>
+    <w:lsdException w:name="Smart Hyperlink" w:semiHidden="1" w:unhideWhenUsed="1"/>
+    <w:lsdException w:name="Hashtag" w:semiHidden="1" w:unhideWhenUsed="1"/>
+    <w:lsdException w:name="Unresolved Mention" w:semiHidden="1" w:unhideWhenUsed="1"/>
+    <w:lsdException w:name="Smart Link" w:semiHidden="1" w:unhideWhenUsed="1"/>
+  </w:latentStyles>
+  <w:style w:type="paragraph" w:default="1" w:styleId="Normal">
+    <w:name w:val="Normal"/>
+    <w:qFormat/>
   </w:style>
   <w:style w:type="paragraph" w:styleId="Heading1">
     <w:name w:val="heading 1"/>
     <w:basedOn w:val="Normal"/>
     <w:next w:val="Normal"/>
+    <w:uiPriority w:val="9"/>
+    <w:qFormat/>
     <w:pPr>
-      <w:keepNext w:val="1"/>
-      <w:keepLines w:val="1"/>
-      <w:pageBreakBefore w:val="0"/>
-      <w:spacing w:after="120" w:before="400" w:lineRule="auto"/>
+      <w:keepNext/>
+      <w:keepLines/>
+      <w:spacing w:before="400" w:after="120"/>
+      <w:outlineLvl w:val="0"/>
     </w:pPr>
     <w:rPr>
       <w:sz w:val="40"/>
@@ -695,14 +1695,17 @@
     <w:name w:val="heading 2"/>
     <w:basedOn w:val="Normal"/>
     <w:next w:val="Normal"/>
+    <w:uiPriority w:val="9"/>
+    <w:semiHidden/>
+    <w:unhideWhenUsed/>
+    <w:qFormat/>
     <w:pPr>
-      <w:keepNext w:val="1"/>
-      <w:keepLines w:val="1"/>
-      <w:pageBreakBefore w:val="0"/>
-      <w:spacing w:after="120" w:before="360" w:lineRule="auto"/>
+      <w:keepNext/>
+      <w:keepLines/>
+      <w:spacing w:before="360" w:after="120"/>
+      <w:outlineLvl w:val="1"/>
     </w:pPr>
     <w:rPr>
-      <w:b w:val="0"/>
       <w:sz w:val="32"/>
       <w:szCs w:val="32"/>
     </w:rPr>
@@ -711,14 +1714,17 @@
     <w:name w:val="heading 3"/>
     <w:basedOn w:val="Normal"/>
     <w:next w:val="Normal"/>
+    <w:uiPriority w:val="9"/>
+    <w:semiHidden/>
+    <w:unhideWhenUsed/>
+    <w:qFormat/>
     <w:pPr>
-      <w:keepNext w:val="1"/>
-      <w:keepLines w:val="1"/>
-      <w:pageBreakBefore w:val="0"/>
-      <w:spacing w:after="80" w:before="320" w:lineRule="auto"/>
+      <w:keepNext/>
+      <w:keepLines/>
+      <w:spacing w:before="320" w:after="80"/>
+      <w:outlineLvl w:val="2"/>
     </w:pPr>
     <w:rPr>
-      <w:b w:val="0"/>
       <w:color w:val="434343"/>
       <w:sz w:val="28"/>
       <w:szCs w:val="28"/>
@@ -728,11 +1734,15 @@
     <w:name w:val="heading 4"/>
     <w:basedOn w:val="Normal"/>
     <w:next w:val="Normal"/>
+    <w:uiPriority w:val="9"/>
+    <w:semiHidden/>
+    <w:unhideWhenUsed/>
+    <w:qFormat/>
     <w:pPr>
-      <w:keepNext w:val="1"/>
-      <w:keepLines w:val="1"/>
-      <w:pageBreakBefore w:val="0"/>
-      <w:spacing w:after="80" w:before="280" w:lineRule="auto"/>
+      <w:keepNext/>
+      <w:keepLines/>
+      <w:spacing w:before="280" w:after="80"/>
+      <w:outlineLvl w:val="3"/>
     </w:pPr>
     <w:rPr>
       <w:color w:val="666666"/>
@@ -744,44 +1754,75 @@
     <w:name w:val="heading 5"/>
     <w:basedOn w:val="Normal"/>
     <w:next w:val="Normal"/>
+    <w:uiPriority w:val="9"/>
+    <w:semiHidden/>
+    <w:unhideWhenUsed/>
+    <w:qFormat/>
     <w:pPr>
-      <w:keepNext w:val="1"/>
-      <w:keepLines w:val="1"/>
-      <w:pageBreakBefore w:val="0"/>
-      <w:spacing w:after="80" w:before="240" w:lineRule="auto"/>
+      <w:keepNext/>
+      <w:keepLines/>
+      <w:spacing w:before="240" w:after="80"/>
+      <w:outlineLvl w:val="4"/>
     </w:pPr>
     <w:rPr>
       <w:color w:val="666666"/>
-      <w:sz w:val="22"/>
-      <w:szCs w:val="22"/>
     </w:rPr>
   </w:style>
   <w:style w:type="paragraph" w:styleId="Heading6">
     <w:name w:val="heading 6"/>
     <w:basedOn w:val="Normal"/>
     <w:next w:val="Normal"/>
+    <w:uiPriority w:val="9"/>
+    <w:semiHidden/>
+    <w:unhideWhenUsed/>
+    <w:qFormat/>
     <w:pPr>
-      <w:keepNext w:val="1"/>
-      <w:keepLines w:val="1"/>
-      <w:pageBreakBefore w:val="0"/>
-      <w:spacing w:after="80" w:before="240" w:lineRule="auto"/>
+      <w:keepNext/>
+      <w:keepLines/>
+      <w:spacing w:before="240" w:after="80"/>
+      <w:outlineLvl w:val="5"/>
     </w:pPr>
     <w:rPr>
-      <w:i w:val="1"/>
+      <w:i/>
       <w:color w:val="666666"/>
-      <w:sz w:val="22"/>
-      <w:szCs w:val="22"/>
     </w:rPr>
+  </w:style>
+  <w:style w:type="character" w:default="1" w:styleId="DefaultParagraphFont">
+    <w:name w:val="Default Paragraph Font"/>
+    <w:uiPriority w:val="1"/>
+    <w:unhideWhenUsed/>
+  </w:style>
+  <w:style w:type="table" w:default="1" w:styleId="TableNormal">
+    <w:name w:val="Normal Table"/>
+    <w:uiPriority w:val="99"/>
+    <w:semiHidden/>
+    <w:unhideWhenUsed/>
+    <w:tblPr>
+      <w:tblInd w:w="0" w:type="dxa"/>
+      <w:tblCellMar>
+        <w:top w:w="0" w:type="dxa"/>
+        <w:left w:w="108" w:type="dxa"/>
+        <w:bottom w:w="0" w:type="dxa"/>
+        <w:right w:w="108" w:type="dxa"/>
+      </w:tblCellMar>
+    </w:tblPr>
+  </w:style>
+  <w:style w:type="numbering" w:default="1" w:styleId="NoList">
+    <w:name w:val="No List"/>
+    <w:uiPriority w:val="99"/>
+    <w:semiHidden/>
+    <w:unhideWhenUsed/>
   </w:style>
   <w:style w:type="paragraph" w:styleId="Title">
     <w:name w:val="Title"/>
     <w:basedOn w:val="Normal"/>
     <w:next w:val="Normal"/>
+    <w:uiPriority w:val="10"/>
+    <w:qFormat/>
     <w:pPr>
-      <w:keepNext w:val="1"/>
-      <w:keepLines w:val="1"/>
-      <w:pageBreakBefore w:val="0"/>
-      <w:spacing w:after="60" w:before="0" w:lineRule="auto"/>
+      <w:keepNext/>
+      <w:keepLines/>
+      <w:spacing w:after="60"/>
     </w:pPr>
     <w:rPr>
       <w:sz w:val="52"/>
@@ -792,43 +1833,42 @@
     <w:name w:val="Subtitle"/>
     <w:basedOn w:val="Normal"/>
     <w:next w:val="Normal"/>
+    <w:uiPriority w:val="11"/>
+    <w:qFormat/>
     <w:pPr>
-      <w:keepNext w:val="1"/>
-      <w:keepLines w:val="1"/>
-      <w:pageBreakBefore w:val="0"/>
-      <w:spacing w:after="320" w:before="0" w:lineRule="auto"/>
+      <w:keepNext/>
+      <w:keepLines/>
+      <w:spacing w:after="320"/>
     </w:pPr>
     <w:rPr>
-      <w:rFonts w:ascii="Arial" w:cs="Arial" w:eastAsia="Arial" w:hAnsi="Arial"/>
-      <w:i w:val="0"/>
       <w:color w:val="666666"/>
       <w:sz w:val="30"/>
       <w:szCs w:val="30"/>
     </w:rPr>
   </w:style>
-  <w:style w:type="table" w:styleId="Table1">
+  <w:style w:type="table" w:customStyle="1" w:styleId="a">
     <w:basedOn w:val="TableNormal"/>
     <w:tblPr>
       <w:tblStyleRowBandSize w:val="1"/>
       <w:tblStyleColBandSize w:val="1"/>
       <w:tblCellMar>
-        <w:top w:w="100.0" w:type="dxa"/>
-        <w:left w:w="100.0" w:type="dxa"/>
-        <w:bottom w:w="100.0" w:type="dxa"/>
-        <w:right w:w="100.0" w:type="dxa"/>
+        <w:top w:w="100" w:type="dxa"/>
+        <w:left w:w="100" w:type="dxa"/>
+        <w:bottom w:w="100" w:type="dxa"/>
+        <w:right w:w="100" w:type="dxa"/>
       </w:tblCellMar>
     </w:tblPr>
   </w:style>
-  <w:style w:type="table" w:styleId="Table2">
+  <w:style w:type="table" w:customStyle="1" w:styleId="a0">
     <w:basedOn w:val="TableNormal"/>
     <w:tblPr>
       <w:tblStyleRowBandSize w:val="1"/>
       <w:tblStyleColBandSize w:val="1"/>
       <w:tblCellMar>
-        <w:top w:w="100.0" w:type="dxa"/>
-        <w:left w:w="100.0" w:type="dxa"/>
-        <w:bottom w:w="100.0" w:type="dxa"/>
-        <w:right w:w="100.0" w:type="dxa"/>
+        <w:top w:w="100" w:type="dxa"/>
+        <w:left w:w="100" w:type="dxa"/>
+        <w:bottom w:w="100" w:type="dxa"/>
+        <w:right w:w="100" w:type="dxa"/>
       </w:tblCellMar>
     </w:tblPr>
   </w:style>

--- a/New folder/Spark-Jdbc-Redshift.docx
+++ b/New folder/Spark-Jdbc-Redshift.docx
@@ -55,14 +55,18 @@
           <w:color w:val="CC0000"/>
         </w:rPr>
       </w:pPr>
+      <w:proofErr w:type="spellStart"/>
       <w:r>
-        <w:t>wget https://s3.amazonaws.com/redshift-downloads/drivers/jdbc/2.1.0.9/redshift-jdbc42-2.1.0.9.jar</w:t>
+        <w:t>wget</w:t>
+      </w:r>
+      <w:proofErr w:type="spellEnd"/>
+      <w:r>
+        <w:t xml:space="preserve"> https://s3.amazonaws.com/redshift-downloads/drivers/jdbc/2.1.0.9/redshift-jdbc42-2.1.0.9.jar</w:t>
       </w:r>
     </w:p>
     <w:p/>
     <w:tbl>
       <w:tblPr>
-        <w:tblStyle w:val="a"/>
         <w:tblW w:w="9029" w:type="dxa"/>
         <w:tblBorders>
           <w:top w:val="single" w:sz="8" w:space="0" w:color="000000"/>
@@ -91,13 +95,142 @@
           </w:tcPr>
           <w:p/>
           <w:p>
-            <w:r>
-              <w:t>pyspark --jars ~/redshift-jdbc42-2.1.0.9.jar</w:t>
-            </w:r>
-          </w:p>
-          <w:p>
-            <w:r>
-              <w:t>df = spark.read.format("jdbc").option("url", "jdbc:redshift").option("dbtable", "dev.test.listing").option("driver","com.amazon.redshift.jdbc42.Driver").option("user", "admin").option("password", "Admin123").load()</w:t>
+            <w:proofErr w:type="spellStart"/>
+            <w:r>
+              <w:t>pyspark</w:t>
+            </w:r>
+            <w:proofErr w:type="spellEnd"/>
+            <w:r>
+              <w:t xml:space="preserve"> --jars ~/redshift-jdbc42-2.1.0.9.jar</w:t>
+            </w:r>
+          </w:p>
+          <w:p>
+            <w:proofErr w:type="spellStart"/>
+            <w:r>
+              <w:t>df</w:t>
+            </w:r>
+            <w:proofErr w:type="spellEnd"/>
+            <w:r>
+              <w:t xml:space="preserve"> = </w:t>
+            </w:r>
+            <w:proofErr w:type="spellStart"/>
+            <w:proofErr w:type="gramStart"/>
+            <w:r>
+              <w:t>spark.read</w:t>
+            </w:r>
+            <w:proofErr w:type="gramEnd"/>
+            <w:r>
+              <w:t>.format</w:t>
+            </w:r>
+            <w:proofErr w:type="spellEnd"/>
+            <w:r>
+              <w:t>("</w:t>
+            </w:r>
+            <w:proofErr w:type="spellStart"/>
+            <w:r>
+              <w:t>jdbc</w:t>
+            </w:r>
+            <w:proofErr w:type="spellEnd"/>
+            <w:r>
+              <w:t>"</w:t>
+            </w:r>
+            <w:proofErr w:type="gramStart"/>
+            <w:r>
+              <w:t>).option</w:t>
+            </w:r>
+            <w:proofErr w:type="gramEnd"/>
+            <w:r>
+              <w:t>("</w:t>
+            </w:r>
+            <w:proofErr w:type="spellStart"/>
+            <w:r>
+              <w:t>url</w:t>
+            </w:r>
+            <w:proofErr w:type="spellEnd"/>
+            <w:r>
+              <w:t>", "</w:t>
+            </w:r>
+            <w:proofErr w:type="spellStart"/>
+            <w:proofErr w:type="gramStart"/>
+            <w:r>
+              <w:t>jdbc:redshift</w:t>
+            </w:r>
+            <w:proofErr w:type="spellEnd"/>
+            <w:proofErr w:type="gramEnd"/>
+            <w:r>
+              <w:t>"</w:t>
+            </w:r>
+            <w:proofErr w:type="gramStart"/>
+            <w:r>
+              <w:t>).option</w:t>
+            </w:r>
+            <w:proofErr w:type="gramEnd"/>
+            <w:r>
+              <w:t>("</w:t>
+            </w:r>
+            <w:proofErr w:type="spellStart"/>
+            <w:r>
+              <w:t>dbtable</w:t>
+            </w:r>
+            <w:proofErr w:type="spellEnd"/>
+            <w:r>
+              <w:t>", "dev.</w:t>
+            </w:r>
+            <w:proofErr w:type="gramStart"/>
+            <w:r>
+              <w:t>test.listing</w:t>
+            </w:r>
+            <w:proofErr w:type="gramEnd"/>
+            <w:r>
+              <w:t>"</w:t>
+            </w:r>
+            <w:proofErr w:type="gramStart"/>
+            <w:r>
+              <w:t>).option</w:t>
+            </w:r>
+            <w:proofErr w:type="gramEnd"/>
+            <w:r>
+              <w:t>("driver","</w:t>
+            </w:r>
+            <w:proofErr w:type="gramStart"/>
+            <w:r>
+              <w:t>com.amazon</w:t>
+            </w:r>
+            <w:proofErr w:type="gramEnd"/>
+            <w:r>
+              <w:t>.</w:t>
+            </w:r>
+            <w:proofErr w:type="gramStart"/>
+            <w:r>
+              <w:t>redshift.jdbc42.Driver</w:t>
+            </w:r>
+            <w:proofErr w:type="gramEnd"/>
+            <w:r>
+              <w:t>"</w:t>
+            </w:r>
+            <w:proofErr w:type="gramStart"/>
+            <w:r>
+              <w:t>).option</w:t>
+            </w:r>
+            <w:proofErr w:type="gramEnd"/>
+            <w:r>
+              <w:t>("user", "admin"</w:t>
+            </w:r>
+            <w:proofErr w:type="gramStart"/>
+            <w:r>
+              <w:t>).option</w:t>
+            </w:r>
+            <w:proofErr w:type="gramEnd"/>
+            <w:r>
+              <w:t>("password", "Admin123"</w:t>
+            </w:r>
+            <w:proofErr w:type="gramStart"/>
+            <w:r>
+              <w:t>).load</w:t>
+            </w:r>
+            <w:proofErr w:type="gramEnd"/>
+            <w:r>
+              <w:t>()</w:t>
             </w:r>
           </w:p>
         </w:tc>
@@ -134,7 +267,6 @@
     </w:p>
     <w:tbl>
       <w:tblPr>
-        <w:tblStyle w:val="a0"/>
         <w:tblW w:w="9029" w:type="dxa"/>
         <w:tblBorders>
           <w:top w:val="single" w:sz="8" w:space="0" w:color="000000"/>
@@ -167,26 +299,77 @@
               <w:spacing w:line="240" w:lineRule="auto"/>
             </w:pPr>
             <w:r>
-              <w:t>import pyspark</w:t>
-            </w:r>
-          </w:p>
-          <w:p>
-            <w:pPr>
-              <w:widowControl w:val="0"/>
-              <w:spacing w:line="240" w:lineRule="auto"/>
-            </w:pPr>
-            <w:r>
-              <w:t>from pyspark.sql import SparkSession</w:t>
-            </w:r>
-          </w:p>
-          <w:p>
-            <w:pPr>
-              <w:widowControl w:val="0"/>
-              <w:spacing w:line="240" w:lineRule="auto"/>
-            </w:pPr>
-            <w:r>
-              <w:t>from pyspark.sql.types import StructType,StructField, StringType, IntegerType</w:t>
-            </w:r>
+              <w:t xml:space="preserve">import </w:t>
+            </w:r>
+            <w:proofErr w:type="spellStart"/>
+            <w:r>
+              <w:t>pyspark</w:t>
+            </w:r>
+            <w:proofErr w:type="spellEnd"/>
+          </w:p>
+          <w:p>
+            <w:pPr>
+              <w:widowControl w:val="0"/>
+              <w:spacing w:line="240" w:lineRule="auto"/>
+            </w:pPr>
+            <w:r>
+              <w:t xml:space="preserve">from </w:t>
+            </w:r>
+            <w:proofErr w:type="spellStart"/>
+            <w:r>
+              <w:t>pyspark.sql</w:t>
+            </w:r>
+            <w:proofErr w:type="spellEnd"/>
+            <w:r>
+              <w:t xml:space="preserve"> import </w:t>
+            </w:r>
+            <w:proofErr w:type="spellStart"/>
+            <w:r>
+              <w:t>SparkSession</w:t>
+            </w:r>
+            <w:proofErr w:type="spellEnd"/>
+          </w:p>
+          <w:p>
+            <w:pPr>
+              <w:widowControl w:val="0"/>
+              <w:spacing w:line="240" w:lineRule="auto"/>
+            </w:pPr>
+            <w:r>
+              <w:t xml:space="preserve">from </w:t>
+            </w:r>
+            <w:proofErr w:type="spellStart"/>
+            <w:proofErr w:type="gramStart"/>
+            <w:r>
+              <w:t>pyspark.sql.types</w:t>
+            </w:r>
+            <w:proofErr w:type="spellEnd"/>
+            <w:proofErr w:type="gramEnd"/>
+            <w:r>
+              <w:t xml:space="preserve"> import </w:t>
+            </w:r>
+            <w:proofErr w:type="spellStart"/>
+            <w:proofErr w:type="gramStart"/>
+            <w:r>
+              <w:t>StructType,StructField</w:t>
+            </w:r>
+            <w:proofErr w:type="spellEnd"/>
+            <w:proofErr w:type="gramEnd"/>
+            <w:r>
+              <w:t xml:space="preserve">, </w:t>
+            </w:r>
+            <w:proofErr w:type="spellStart"/>
+            <w:r>
+              <w:t>StringType</w:t>
+            </w:r>
+            <w:proofErr w:type="spellEnd"/>
+            <w:r>
+              <w:t xml:space="preserve">, </w:t>
+            </w:r>
+            <w:proofErr w:type="spellStart"/>
+            <w:r>
+              <w:t>IntegerType</w:t>
+            </w:r>
+            <w:proofErr w:type="spellEnd"/>
           </w:p>
           <w:p>
             <w:pPr>
@@ -242,7 +425,15 @@
               <w:spacing w:line="240" w:lineRule="auto"/>
             </w:pPr>
             <w:r>
-              <w:t xml:space="preserve">    ("Jen","Mary","Brown","","F",-1)</w:t>
+              <w:t xml:space="preserve">    ("Jen","Mary","Brown","","F</w:t>
+            </w:r>
+            <w:proofErr w:type="gramStart"/>
+            <w:r>
+              <w:t>",-</w:t>
+            </w:r>
+            <w:proofErr w:type="gramEnd"/>
+            <w:r>
+              <w:t>1)</w:t>
             </w:r>
           </w:p>
           <w:p>
@@ -266,61 +457,249 @@
               <w:spacing w:line="240" w:lineRule="auto"/>
             </w:pPr>
             <w:r>
-              <w:t>schema = StructType([ \</w:t>
-            </w:r>
-          </w:p>
-          <w:p>
-            <w:pPr>
-              <w:widowControl w:val="0"/>
-              <w:spacing w:line="240" w:lineRule="auto"/>
-            </w:pPr>
-            <w:r>
-              <w:t xml:space="preserve">    StructField("firstname",StringType(),True), \</w:t>
-            </w:r>
-          </w:p>
-          <w:p>
-            <w:pPr>
-              <w:widowControl w:val="0"/>
-              <w:spacing w:line="240" w:lineRule="auto"/>
-            </w:pPr>
-            <w:r>
-              <w:t xml:space="preserve">    StructField("middlename",StringType(),True), \</w:t>
-            </w:r>
-          </w:p>
-          <w:p>
-            <w:pPr>
-              <w:widowControl w:val="0"/>
-              <w:spacing w:line="240" w:lineRule="auto"/>
-            </w:pPr>
-            <w:r>
-              <w:t xml:space="preserve">    StructField("lastname",StringType(),True), \</w:t>
-            </w:r>
-          </w:p>
-          <w:p>
-            <w:pPr>
-              <w:widowControl w:val="0"/>
-              <w:spacing w:line="240" w:lineRule="auto"/>
-            </w:pPr>
-            <w:r>
-              <w:t xml:space="preserve">    StructField("id", StringType(), True), \</w:t>
-            </w:r>
-          </w:p>
-          <w:p>
-            <w:pPr>
-              <w:widowControl w:val="0"/>
-              <w:spacing w:line="240" w:lineRule="auto"/>
-            </w:pPr>
-            <w:r>
-              <w:t xml:space="preserve">    StructField("gender", StringType(), True), \</w:t>
-            </w:r>
-          </w:p>
-          <w:p>
-            <w:pPr>
-              <w:widowControl w:val="0"/>
-              <w:spacing w:line="240" w:lineRule="auto"/>
-            </w:pPr>
-            <w:r>
-              <w:t xml:space="preserve">    StructField("salary", IntegerType(), True) \</w:t>
+              <w:t xml:space="preserve">schema = </w:t>
+            </w:r>
+            <w:proofErr w:type="gramStart"/>
+            <w:r>
+              <w:t>StructType(</w:t>
+            </w:r>
+            <w:proofErr w:type="gramEnd"/>
+            <w:r>
+              <w:t>[ \</w:t>
+            </w:r>
+          </w:p>
+          <w:p>
+            <w:pPr>
+              <w:widowControl w:val="0"/>
+              <w:spacing w:line="240" w:lineRule="auto"/>
+            </w:pPr>
+            <w:r>
+              <w:t xml:space="preserve">    </w:t>
+            </w:r>
+            <w:proofErr w:type="spellStart"/>
+            <w:r>
+              <w:t>StructField</w:t>
+            </w:r>
+            <w:proofErr w:type="spellEnd"/>
+            <w:r>
+              <w:t>("</w:t>
+            </w:r>
+            <w:proofErr w:type="spellStart"/>
+            <w:r>
+              <w:t>firstname</w:t>
+            </w:r>
+            <w:proofErr w:type="spellEnd"/>
+            <w:proofErr w:type="gramStart"/>
+            <w:r>
+              <w:t>",</w:t>
+            </w:r>
+            <w:proofErr w:type="spellStart"/>
+            <w:r>
+              <w:t>StringType</w:t>
+            </w:r>
+            <w:proofErr w:type="spellEnd"/>
+            <w:proofErr w:type="gramEnd"/>
+            <w:r>
+              <w:t>(</w:t>
+            </w:r>
+            <w:proofErr w:type="gramStart"/>
+            <w:r>
+              <w:t>),True</w:t>
+            </w:r>
+            <w:proofErr w:type="gramEnd"/>
+            <w:r>
+              <w:t>), \</w:t>
+            </w:r>
+          </w:p>
+          <w:p>
+            <w:pPr>
+              <w:widowControl w:val="0"/>
+              <w:spacing w:line="240" w:lineRule="auto"/>
+            </w:pPr>
+            <w:r>
+              <w:t xml:space="preserve">    </w:t>
+            </w:r>
+            <w:proofErr w:type="spellStart"/>
+            <w:r>
+              <w:t>StructField</w:t>
+            </w:r>
+            <w:proofErr w:type="spellEnd"/>
+            <w:r>
+              <w:t>("</w:t>
+            </w:r>
+            <w:proofErr w:type="spellStart"/>
+            <w:r>
+              <w:t>middlename</w:t>
+            </w:r>
+            <w:proofErr w:type="spellEnd"/>
+            <w:proofErr w:type="gramStart"/>
+            <w:r>
+              <w:t>",</w:t>
+            </w:r>
+            <w:proofErr w:type="spellStart"/>
+            <w:r>
+              <w:t>StringType</w:t>
+            </w:r>
+            <w:proofErr w:type="spellEnd"/>
+            <w:proofErr w:type="gramEnd"/>
+            <w:r>
+              <w:t>(</w:t>
+            </w:r>
+            <w:proofErr w:type="gramStart"/>
+            <w:r>
+              <w:t>),True</w:t>
+            </w:r>
+            <w:proofErr w:type="gramEnd"/>
+            <w:r>
+              <w:t>), \</w:t>
+            </w:r>
+          </w:p>
+          <w:p>
+            <w:pPr>
+              <w:widowControl w:val="0"/>
+              <w:spacing w:line="240" w:lineRule="auto"/>
+            </w:pPr>
+            <w:r>
+              <w:t xml:space="preserve">    </w:t>
+            </w:r>
+            <w:proofErr w:type="spellStart"/>
+            <w:r>
+              <w:t>StructField</w:t>
+            </w:r>
+            <w:proofErr w:type="spellEnd"/>
+            <w:r>
+              <w:t>("</w:t>
+            </w:r>
+            <w:proofErr w:type="spellStart"/>
+            <w:r>
+              <w:t>lastname</w:t>
+            </w:r>
+            <w:proofErr w:type="spellEnd"/>
+            <w:proofErr w:type="gramStart"/>
+            <w:r>
+              <w:t>",</w:t>
+            </w:r>
+            <w:proofErr w:type="spellStart"/>
+            <w:r>
+              <w:t>StringType</w:t>
+            </w:r>
+            <w:proofErr w:type="spellEnd"/>
+            <w:proofErr w:type="gramEnd"/>
+            <w:r>
+              <w:t>(</w:t>
+            </w:r>
+            <w:proofErr w:type="gramStart"/>
+            <w:r>
+              <w:t>),True</w:t>
+            </w:r>
+            <w:proofErr w:type="gramEnd"/>
+            <w:r>
+              <w:t>), \</w:t>
+            </w:r>
+          </w:p>
+          <w:p>
+            <w:pPr>
+              <w:widowControl w:val="0"/>
+              <w:spacing w:line="240" w:lineRule="auto"/>
+            </w:pPr>
+            <w:r>
+              <w:t xml:space="preserve">    </w:t>
+            </w:r>
+            <w:proofErr w:type="spellStart"/>
+            <w:proofErr w:type="gramStart"/>
+            <w:r>
+              <w:t>StructField</w:t>
+            </w:r>
+            <w:proofErr w:type="spellEnd"/>
+            <w:r>
+              <w:t>(</w:t>
+            </w:r>
+            <w:proofErr w:type="gramEnd"/>
+            <w:r>
+              <w:t xml:space="preserve">"id", </w:t>
+            </w:r>
+            <w:proofErr w:type="spellStart"/>
+            <w:proofErr w:type="gramStart"/>
+            <w:r>
+              <w:t>StringType</w:t>
+            </w:r>
+            <w:proofErr w:type="spellEnd"/>
+            <w:r>
+              <w:t>(</w:t>
+            </w:r>
+            <w:proofErr w:type="gramEnd"/>
+            <w:r>
+              <w:t>), True), \</w:t>
+            </w:r>
+          </w:p>
+          <w:p>
+            <w:pPr>
+              <w:widowControl w:val="0"/>
+              <w:spacing w:line="240" w:lineRule="auto"/>
+            </w:pPr>
+            <w:r>
+              <w:t xml:space="preserve">    </w:t>
+            </w:r>
+            <w:proofErr w:type="spellStart"/>
+            <w:proofErr w:type="gramStart"/>
+            <w:r>
+              <w:t>StructField</w:t>
+            </w:r>
+            <w:proofErr w:type="spellEnd"/>
+            <w:r>
+              <w:t>(</w:t>
+            </w:r>
+            <w:proofErr w:type="gramEnd"/>
+            <w:r>
+              <w:t xml:space="preserve">"gender", </w:t>
+            </w:r>
+            <w:proofErr w:type="spellStart"/>
+            <w:proofErr w:type="gramStart"/>
+            <w:r>
+              <w:t>StringType</w:t>
+            </w:r>
+            <w:proofErr w:type="spellEnd"/>
+            <w:r>
+              <w:t>(</w:t>
+            </w:r>
+            <w:proofErr w:type="gramEnd"/>
+            <w:r>
+              <w:t>), True), \</w:t>
+            </w:r>
+          </w:p>
+          <w:p>
+            <w:pPr>
+              <w:widowControl w:val="0"/>
+              <w:spacing w:line="240" w:lineRule="auto"/>
+            </w:pPr>
+            <w:r>
+              <w:t xml:space="preserve">    </w:t>
+            </w:r>
+            <w:proofErr w:type="spellStart"/>
+            <w:proofErr w:type="gramStart"/>
+            <w:r>
+              <w:t>StructField</w:t>
+            </w:r>
+            <w:proofErr w:type="spellEnd"/>
+            <w:r>
+              <w:t>(</w:t>
+            </w:r>
+            <w:proofErr w:type="gramEnd"/>
+            <w:r>
+              <w:t xml:space="preserve">"salary", </w:t>
+            </w:r>
+            <w:proofErr w:type="spellStart"/>
+            <w:proofErr w:type="gramStart"/>
+            <w:r>
+              <w:t>IntegerType</w:t>
+            </w:r>
+            <w:proofErr w:type="spellEnd"/>
+            <w:r>
+              <w:t>(</w:t>
+            </w:r>
+            <w:proofErr w:type="gramEnd"/>
+            <w:r>
+              <w:t>), True) \</w:t>
             </w:r>
           </w:p>
           <w:p>
@@ -346,41 +725,194 @@
               <w:widowControl w:val="0"/>
               <w:spacing w:line="240" w:lineRule="auto"/>
             </w:pPr>
-            <w:r>
-              <w:t>df = spark.createDataFrame(data=data,schema=schema)</w:t>
-            </w:r>
-          </w:p>
-          <w:p>
-            <w:pPr>
-              <w:widowControl w:val="0"/>
-              <w:spacing w:line="240" w:lineRule="auto"/>
-            </w:pPr>
-            <w:r>
-              <w:t>df.printSchema()</w:t>
-            </w:r>
-          </w:p>
-          <w:p>
-            <w:pPr>
-              <w:widowControl w:val="0"/>
-              <w:spacing w:line="240" w:lineRule="auto"/>
-            </w:pPr>
-            <w:r>
-              <w:t>df.show()</w:t>
-            </w:r>
-          </w:p>
-          <w:p>
-            <w:pPr>
-              <w:widowControl w:val="0"/>
-              <w:spacing w:line="240" w:lineRule="auto"/>
-            </w:pPr>
-          </w:p>
-          <w:p>
-            <w:pPr>
-              <w:widowControl w:val="0"/>
-              <w:spacing w:line="240" w:lineRule="auto"/>
-            </w:pPr>
-            <w:r>
-              <w:t>df.write.format("jdbc").option("url", "?).option("dbtable", "dev.test.employee").option("driver","com.amazon.redshift.jdbc42.Driver").option("user", "?").option("password", "?").mode("overwrite").save()</w:t>
+            <w:proofErr w:type="spellStart"/>
+            <w:r>
+              <w:t>df</w:t>
+            </w:r>
+            <w:proofErr w:type="spellEnd"/>
+            <w:r>
+              <w:t xml:space="preserve"> = </w:t>
+            </w:r>
+            <w:proofErr w:type="spellStart"/>
+            <w:proofErr w:type="gramStart"/>
+            <w:r>
+              <w:t>spark.createDataFrame</w:t>
+            </w:r>
+            <w:proofErr w:type="spellEnd"/>
+            <w:proofErr w:type="gramEnd"/>
+            <w:r>
+              <w:t>(data=</w:t>
+            </w:r>
+            <w:proofErr w:type="spellStart"/>
+            <w:proofErr w:type="gramStart"/>
+            <w:r>
+              <w:t>data,schema</w:t>
+            </w:r>
+            <w:proofErr w:type="spellEnd"/>
+            <w:proofErr w:type="gramEnd"/>
+            <w:r>
+              <w:t>=schema)</w:t>
+            </w:r>
+          </w:p>
+          <w:p>
+            <w:pPr>
+              <w:widowControl w:val="0"/>
+              <w:spacing w:line="240" w:lineRule="auto"/>
+            </w:pPr>
+            <w:proofErr w:type="spellStart"/>
+            <w:proofErr w:type="gramStart"/>
+            <w:r>
+              <w:t>df.printSchema</w:t>
+            </w:r>
+            <w:proofErr w:type="spellEnd"/>
+            <w:proofErr w:type="gramEnd"/>
+            <w:r>
+              <w:t>()</w:t>
+            </w:r>
+          </w:p>
+          <w:p>
+            <w:pPr>
+              <w:widowControl w:val="0"/>
+              <w:spacing w:line="240" w:lineRule="auto"/>
+            </w:pPr>
+            <w:proofErr w:type="spellStart"/>
+            <w:proofErr w:type="gramStart"/>
+            <w:r>
+              <w:t>df.show</w:t>
+            </w:r>
+            <w:proofErr w:type="spellEnd"/>
+            <w:proofErr w:type="gramEnd"/>
+            <w:r>
+              <w:t>()</w:t>
+            </w:r>
+          </w:p>
+          <w:p>
+            <w:pPr>
+              <w:widowControl w:val="0"/>
+              <w:spacing w:line="240" w:lineRule="auto"/>
+            </w:pPr>
+          </w:p>
+          <w:p>
+            <w:pPr>
+              <w:widowControl w:val="0"/>
+              <w:spacing w:line="240" w:lineRule="auto"/>
+            </w:pPr>
+            <w:proofErr w:type="spellStart"/>
+            <w:proofErr w:type="gramStart"/>
+            <w:r>
+              <w:t>df.write</w:t>
+            </w:r>
+            <w:proofErr w:type="gramEnd"/>
+            <w:r>
+              <w:t>.format</w:t>
+            </w:r>
+            <w:proofErr w:type="spellEnd"/>
+            <w:r>
+              <w:t>("</w:t>
+            </w:r>
+            <w:proofErr w:type="spellStart"/>
+            <w:r>
+              <w:t>jdbc</w:t>
+            </w:r>
+            <w:proofErr w:type="spellEnd"/>
+            <w:r>
+              <w:t>"</w:t>
+            </w:r>
+            <w:proofErr w:type="gramStart"/>
+            <w:r>
+              <w:t>).option</w:t>
+            </w:r>
+            <w:proofErr w:type="gramEnd"/>
+            <w:r>
+              <w:t>("</w:t>
+            </w:r>
+            <w:proofErr w:type="spellStart"/>
+            <w:r>
+              <w:t>url</w:t>
+            </w:r>
+            <w:proofErr w:type="spellEnd"/>
+            <w:r>
+              <w:t>", "?</w:t>
+            </w:r>
+            <w:proofErr w:type="gramStart"/>
+            <w:r>
+              <w:t>).option</w:t>
+            </w:r>
+            <w:proofErr w:type="gramEnd"/>
+            <w:r>
+              <w:t>("</w:t>
+            </w:r>
+            <w:proofErr w:type="spellStart"/>
+            <w:r>
+              <w:t>dbtable</w:t>
+            </w:r>
+            <w:proofErr w:type="spellEnd"/>
+            <w:r>
+              <w:t>", "dev.</w:t>
+            </w:r>
+            <w:proofErr w:type="gramStart"/>
+            <w:r>
+              <w:t>test.employee</w:t>
+            </w:r>
+            <w:proofErr w:type="gramEnd"/>
+            <w:r>
+              <w:t>"</w:t>
+            </w:r>
+            <w:proofErr w:type="gramStart"/>
+            <w:r>
+              <w:t>).option</w:t>
+            </w:r>
+            <w:proofErr w:type="gramEnd"/>
+            <w:r>
+              <w:t>("driver","</w:t>
+            </w:r>
+            <w:proofErr w:type="gramStart"/>
+            <w:r>
+              <w:t>com.amazon</w:t>
+            </w:r>
+            <w:proofErr w:type="gramEnd"/>
+            <w:r>
+              <w:t>.</w:t>
+            </w:r>
+            <w:proofErr w:type="gramStart"/>
+            <w:r>
+              <w:t>redshift.jdbc42.Driver</w:t>
+            </w:r>
+            <w:proofErr w:type="gramEnd"/>
+            <w:r>
+              <w:t>"</w:t>
+            </w:r>
+            <w:proofErr w:type="gramStart"/>
+            <w:r>
+              <w:t>).option</w:t>
+            </w:r>
+            <w:proofErr w:type="gramEnd"/>
+            <w:r>
+              <w:t>("user", "?"</w:t>
+            </w:r>
+            <w:proofErr w:type="gramStart"/>
+            <w:r>
+              <w:t>).option</w:t>
+            </w:r>
+            <w:proofErr w:type="gramEnd"/>
+            <w:r>
+              <w:t>("password", "?"</w:t>
+            </w:r>
+            <w:proofErr w:type="gramStart"/>
+            <w:r>
+              <w:t>).mode</w:t>
+            </w:r>
+            <w:proofErr w:type="gramEnd"/>
+            <w:r>
+              <w:t>("overwrite"</w:t>
+            </w:r>
+            <w:proofErr w:type="gramStart"/>
+            <w:r>
+              <w:t>).save</w:t>
+            </w:r>
+            <w:proofErr w:type="gramEnd"/>
+            <w:r>
+              <w:t>()</w:t>
             </w:r>
           </w:p>
         </w:tc>
@@ -393,875 +925,6 @@
         </w:rPr>
       </w:pPr>
     </w:p>
-    <w:p/>
-    <w:p>
-      <w:r>
-        <w:rPr>
-          <w:b/>
-        </w:rPr>
-        <w:lastRenderedPageBreak/>
-        <w:t>Renaming columns</w:t>
-      </w:r>
-      <w:r>
-        <w:br/>
-      </w:r>
-    </w:p>
-    <w:tbl>
-      <w:tblPr>
-        <w:tblW w:w="9030" w:type="dxa"/>
-        <w:tblBorders>
-          <w:top w:val="single" w:sz="8" w:space="0" w:color="000000"/>
-          <w:left w:val="single" w:sz="8" w:space="0" w:color="000000"/>
-          <w:bottom w:val="single" w:sz="8" w:space="0" w:color="000000"/>
-          <w:right w:val="single" w:sz="8" w:space="0" w:color="000000"/>
-          <w:insideH w:val="single" w:sz="8" w:space="0" w:color="000000"/>
-          <w:insideV w:val="single" w:sz="8" w:space="0" w:color="000000"/>
-        </w:tblBorders>
-        <w:tblLayout w:type="fixed"/>
-        <w:tblLook w:val="0600" w:firstRow="0" w:lastRow="0" w:firstColumn="0" w:lastColumn="0" w:noHBand="1" w:noVBand="1"/>
-      </w:tblPr>
-      <w:tblGrid>
-        <w:gridCol w:w="9030"/>
-      </w:tblGrid>
-      <w:tr>
-        <w:tc>
-          <w:tcPr>
-            <w:tcW w:w="9029" w:type="dxa"/>
-            <w:tcBorders>
-              <w:top w:val="single" w:sz="8" w:space="0" w:color="000000"/>
-              <w:left w:val="single" w:sz="8" w:space="0" w:color="000000"/>
-              <w:bottom w:val="single" w:sz="8" w:space="0" w:color="000000"/>
-              <w:right w:val="single" w:sz="8" w:space="0" w:color="000000"/>
-            </w:tcBorders>
-            <w:tcMar>
-              <w:top w:w="100" w:type="dxa"/>
-              <w:left w:w="100" w:type="dxa"/>
-              <w:bottom w:w="100" w:type="dxa"/>
-              <w:right w:w="100" w:type="dxa"/>
-            </w:tcMar>
-          </w:tcPr>
-          <w:p>
-            <w:r>
-              <w:t># Rename column in Spark dataframe</w:t>
-            </w:r>
-          </w:p>
-          <w:p>
-            <w:r>
-              <w:t>dfRenameCol = sparkDf.withColumnRenamed("fullname","full_name")</w:t>
-            </w:r>
-          </w:p>
-          <w:p/>
-          <w:p>
-            <w:r>
-              <w:t>#show renamed column dataframe</w:t>
-            </w:r>
-          </w:p>
-          <w:p>
-            <w:r>
-              <w:t>dfRenameCol.show()</w:t>
-            </w:r>
-          </w:p>
-        </w:tc>
-      </w:tr>
-    </w:tbl>
-    <w:p/>
-    <w:p>
-      <w:pPr>
-        <w:rPr>
-          <w:b/>
-        </w:rPr>
-      </w:pPr>
-      <w:r>
-        <w:rPr>
-          <w:b/>
-        </w:rPr>
-        <w:t>GroupBy and Aggregate Operations</w:t>
-      </w:r>
-    </w:p>
-    <w:p/>
-    <w:tbl>
-      <w:tblPr>
-        <w:tblW w:w="9030" w:type="dxa"/>
-        <w:tblBorders>
-          <w:top w:val="single" w:sz="8" w:space="0" w:color="000000"/>
-          <w:left w:val="single" w:sz="8" w:space="0" w:color="000000"/>
-          <w:bottom w:val="single" w:sz="8" w:space="0" w:color="000000"/>
-          <w:right w:val="single" w:sz="8" w:space="0" w:color="000000"/>
-          <w:insideH w:val="single" w:sz="8" w:space="0" w:color="000000"/>
-          <w:insideV w:val="single" w:sz="8" w:space="0" w:color="000000"/>
-        </w:tblBorders>
-        <w:tblLayout w:type="fixed"/>
-        <w:tblLook w:val="0600" w:firstRow="0" w:lastRow="0" w:firstColumn="0" w:lastColumn="0" w:noHBand="1" w:noVBand="1"/>
-      </w:tblPr>
-      <w:tblGrid>
-        <w:gridCol w:w="9030"/>
-      </w:tblGrid>
-      <w:tr>
-        <w:tc>
-          <w:tcPr>
-            <w:tcW w:w="9029" w:type="dxa"/>
-            <w:tcBorders>
-              <w:top w:val="single" w:sz="8" w:space="0" w:color="000000"/>
-              <w:left w:val="single" w:sz="8" w:space="0" w:color="000000"/>
-              <w:bottom w:val="single" w:sz="8" w:space="0" w:color="000000"/>
-              <w:right w:val="single" w:sz="8" w:space="0" w:color="000000"/>
-            </w:tcBorders>
-            <w:tcMar>
-              <w:top w:w="100" w:type="dxa"/>
-              <w:left w:w="100" w:type="dxa"/>
-              <w:bottom w:w="100" w:type="dxa"/>
-              <w:right w:w="100" w:type="dxa"/>
-            </w:tcMar>
-            <w:hideMark/>
-          </w:tcPr>
-          <w:p>
-            <w:r>
-              <w:br/>
-              <w:t># Group by lastname then print counts of lastname and show</w:t>
-            </w:r>
-          </w:p>
-          <w:p>
-            <w:r>
-              <w:t>sparkDf.groupBy("lastname").count().show()</w:t>
-            </w:r>
-          </w:p>
-        </w:tc>
-      </w:tr>
-    </w:tbl>
-    <w:p/>
-    <w:p>
-      <w:pPr>
-        <w:rPr>
-          <w:b/>
-        </w:rPr>
-      </w:pPr>
-      <w:r>
-        <w:rPr>
-          <w:b/>
-        </w:rPr>
-        <w:t>Filtering Columns and Where clauses</w:t>
-      </w:r>
-    </w:p>
-    <w:p>
-      <w:r>
-        <w:t>Filter the spark dataframe</w:t>
-      </w:r>
-      <w:r>
-        <w:br/>
-      </w:r>
-    </w:p>
-    <w:tbl>
-      <w:tblPr>
-        <w:tblW w:w="9030" w:type="dxa"/>
-        <w:tblBorders>
-          <w:top w:val="single" w:sz="8" w:space="0" w:color="000000"/>
-          <w:left w:val="single" w:sz="8" w:space="0" w:color="000000"/>
-          <w:bottom w:val="single" w:sz="8" w:space="0" w:color="000000"/>
-          <w:right w:val="single" w:sz="8" w:space="0" w:color="000000"/>
-          <w:insideH w:val="single" w:sz="8" w:space="0" w:color="000000"/>
-          <w:insideV w:val="single" w:sz="8" w:space="0" w:color="000000"/>
-        </w:tblBorders>
-        <w:tblLayout w:type="fixed"/>
-        <w:tblLook w:val="0600" w:firstRow="0" w:lastRow="0" w:firstColumn="0" w:lastColumn="0" w:noHBand="1" w:noVBand="1"/>
-      </w:tblPr>
-      <w:tblGrid>
-        <w:gridCol w:w="9030"/>
-      </w:tblGrid>
-      <w:tr>
-        <w:tc>
-          <w:tcPr>
-            <w:tcW w:w="9029" w:type="dxa"/>
-            <w:tcBorders>
-              <w:top w:val="single" w:sz="8" w:space="0" w:color="000000"/>
-              <w:left w:val="single" w:sz="8" w:space="0" w:color="000000"/>
-              <w:bottom w:val="single" w:sz="8" w:space="0" w:color="000000"/>
-              <w:right w:val="single" w:sz="8" w:space="0" w:color="000000"/>
-            </w:tcBorders>
-            <w:tcMar>
-              <w:top w:w="100" w:type="dxa"/>
-              <w:left w:w="100" w:type="dxa"/>
-              <w:bottom w:w="100" w:type="dxa"/>
-              <w:right w:w="100" w:type="dxa"/>
-            </w:tcMar>
-          </w:tcPr>
-          <w:p>
-            <w:r>
-              <w:t># Filter spark DataFrame for customers who have the last name Adams</w:t>
-            </w:r>
-          </w:p>
-          <w:p>
-            <w:r>
-              <w:t>sparkDf.filter(sparkDf["lastname"] == "Adams").show()</w:t>
-            </w:r>
-          </w:p>
-          <w:p/>
-        </w:tc>
-      </w:tr>
-    </w:tbl>
-    <w:p/>
-    <w:p>
-      <w:r>
-        <w:rPr>
-          <w:b/>
-        </w:rPr>
-        <w:t>Where clause</w:t>
-      </w:r>
-      <w:r>
-        <w:br/>
-      </w:r>
-    </w:p>
-    <w:tbl>
-      <w:tblPr>
-        <w:tblW w:w="9030" w:type="dxa"/>
-        <w:tblBorders>
-          <w:top w:val="single" w:sz="8" w:space="0" w:color="000000"/>
-          <w:left w:val="single" w:sz="8" w:space="0" w:color="000000"/>
-          <w:bottom w:val="single" w:sz="8" w:space="0" w:color="000000"/>
-          <w:right w:val="single" w:sz="8" w:space="0" w:color="000000"/>
-          <w:insideH w:val="single" w:sz="8" w:space="0" w:color="000000"/>
-          <w:insideV w:val="single" w:sz="8" w:space="0" w:color="000000"/>
-        </w:tblBorders>
-        <w:tblLayout w:type="fixed"/>
-        <w:tblLook w:val="0600" w:firstRow="0" w:lastRow="0" w:firstColumn="0" w:lastColumn="0" w:noHBand="1" w:noVBand="1"/>
-      </w:tblPr>
-      <w:tblGrid>
-        <w:gridCol w:w="9030"/>
-      </w:tblGrid>
-      <w:tr>
-        <w:tc>
-          <w:tcPr>
-            <w:tcW w:w="9029" w:type="dxa"/>
-            <w:tcBorders>
-              <w:top w:val="single" w:sz="8" w:space="0" w:color="000000"/>
-              <w:left w:val="single" w:sz="8" w:space="0" w:color="000000"/>
-              <w:bottom w:val="single" w:sz="8" w:space="0" w:color="000000"/>
-              <w:right w:val="single" w:sz="8" w:space="0" w:color="000000"/>
-            </w:tcBorders>
-            <w:tcMar>
-              <w:top w:w="100" w:type="dxa"/>
-              <w:left w:w="100" w:type="dxa"/>
-              <w:bottom w:w="100" w:type="dxa"/>
-              <w:right w:w="100" w:type="dxa"/>
-            </w:tcMar>
-            <w:hideMark/>
-          </w:tcPr>
-          <w:p>
-            <w:r>
-              <w:t># Where clause spark DataFrame for customers who have the last name Adams</w:t>
-            </w:r>
-          </w:p>
-          <w:p>
-            <w:r>
-              <w:t>sparkDf.where("lastname =='Adams'").show()</w:t>
-            </w:r>
-          </w:p>
-        </w:tc>
-      </w:tr>
-    </w:tbl>
-    <w:p/>
-    <w:p>
-      <w:pPr>
-        <w:rPr>
-          <w:b/>
-        </w:rPr>
-      </w:pPr>
-      <w:r>
-        <w:rPr>
-          <w:b/>
-        </w:rPr>
-        <w:t>Joins</w:t>
-      </w:r>
-    </w:p>
-    <w:p>
-      <w:r>
-        <w:t>read up orders dataset and convert to spark dataframe</w:t>
-      </w:r>
-      <w:r>
-        <w:br/>
-      </w:r>
-    </w:p>
-    <w:tbl>
-      <w:tblPr>
-        <w:tblW w:w="9030" w:type="dxa"/>
-        <w:tblBorders>
-          <w:top w:val="single" w:sz="8" w:space="0" w:color="000000"/>
-          <w:left w:val="single" w:sz="8" w:space="0" w:color="000000"/>
-          <w:bottom w:val="single" w:sz="8" w:space="0" w:color="000000"/>
-          <w:right w:val="single" w:sz="8" w:space="0" w:color="000000"/>
-          <w:insideH w:val="single" w:sz="8" w:space="0" w:color="000000"/>
-          <w:insideV w:val="single" w:sz="8" w:space="0" w:color="000000"/>
-        </w:tblBorders>
-        <w:tblLayout w:type="fixed"/>
-        <w:tblLook w:val="0600" w:firstRow="0" w:lastRow="0" w:firstColumn="0" w:lastColumn="0" w:noHBand="1" w:noVBand="1"/>
-      </w:tblPr>
-      <w:tblGrid>
-        <w:gridCol w:w="9030"/>
-      </w:tblGrid>
-      <w:tr>
-        <w:tc>
-          <w:tcPr>
-            <w:tcW w:w="9029" w:type="dxa"/>
-            <w:tcBorders>
-              <w:top w:val="single" w:sz="8" w:space="0" w:color="000000"/>
-              <w:left w:val="single" w:sz="8" w:space="0" w:color="000000"/>
-              <w:bottom w:val="single" w:sz="8" w:space="0" w:color="000000"/>
-              <w:right w:val="single" w:sz="8" w:space="0" w:color="000000"/>
-            </w:tcBorders>
-            <w:tcMar>
-              <w:top w:w="100" w:type="dxa"/>
-              <w:left w:w="100" w:type="dxa"/>
-              <w:bottom w:w="100" w:type="dxa"/>
-              <w:right w:w="100" w:type="dxa"/>
-            </w:tcMar>
-            <w:hideMark/>
-          </w:tcPr>
-          <w:p>
-            <w:r>
-              <w:t># Read from the customers table in the glue data catalog using a dynamic frame and convert to spark dataframe</w:t>
-            </w:r>
-          </w:p>
-          <w:p>
-            <w:r>
-              <w:t>dfOrders = glueContext.create_dynamic_frame.from_catalog(</w:t>
-            </w:r>
-          </w:p>
-          <w:p>
-            <w:r>
-              <w:t xml:space="preserve">                                        database = "bootcamp", </w:t>
-            </w:r>
-          </w:p>
-          <w:p>
-            <w:r>
-              <w:t xml:space="preserve">                                        table_name = "orders"</w:t>
-            </w:r>
-          </w:p>
-          <w:p>
-            <w:r>
-              <w:t xml:space="preserve">                                    ).toDF()</w:t>
-            </w:r>
-          </w:p>
-        </w:tc>
-      </w:tr>
-    </w:tbl>
-    <w:p/>
-    <w:p>
-      <w:r>
-        <w:rPr>
-          <w:b/>
-        </w:rPr>
-        <w:t>Inner join for Spark Dataframe All Data</w:t>
-      </w:r>
-      <w:r>
-        <w:br/>
-      </w:r>
-    </w:p>
-    <w:tbl>
-      <w:tblPr>
-        <w:tblW w:w="9030" w:type="dxa"/>
-        <w:tblBorders>
-          <w:top w:val="single" w:sz="8" w:space="0" w:color="000000"/>
-          <w:left w:val="single" w:sz="8" w:space="0" w:color="000000"/>
-          <w:bottom w:val="single" w:sz="8" w:space="0" w:color="000000"/>
-          <w:right w:val="single" w:sz="8" w:space="0" w:color="000000"/>
-          <w:insideH w:val="single" w:sz="8" w:space="0" w:color="000000"/>
-          <w:insideV w:val="single" w:sz="8" w:space="0" w:color="000000"/>
-        </w:tblBorders>
-        <w:tblLayout w:type="fixed"/>
-        <w:tblLook w:val="0600" w:firstRow="0" w:lastRow="0" w:firstColumn="0" w:lastColumn="0" w:noHBand="1" w:noVBand="1"/>
-      </w:tblPr>
-      <w:tblGrid>
-        <w:gridCol w:w="9030"/>
-      </w:tblGrid>
-      <w:tr>
-        <w:tc>
-          <w:tcPr>
-            <w:tcW w:w="9029" w:type="dxa"/>
-            <w:tcBorders>
-              <w:top w:val="single" w:sz="8" w:space="0" w:color="000000"/>
-              <w:left w:val="single" w:sz="8" w:space="0" w:color="000000"/>
-              <w:bottom w:val="single" w:sz="8" w:space="0" w:color="000000"/>
-              <w:right w:val="single" w:sz="8" w:space="0" w:color="000000"/>
-            </w:tcBorders>
-            <w:tcMar>
-              <w:top w:w="100" w:type="dxa"/>
-              <w:left w:w="100" w:type="dxa"/>
-              <w:bottom w:w="100" w:type="dxa"/>
-              <w:right w:w="100" w:type="dxa"/>
-            </w:tcMar>
-            <w:hideMark/>
-          </w:tcPr>
-          <w:p>
-            <w:r>
-              <w:t># Inner Join Customers Spark DF to Orders Spark DF</w:t>
-            </w:r>
-          </w:p>
-          <w:p>
-            <w:r>
-              <w:t>sparkDf.join(dfOrders,sparkDf.customerid ==  dfOrders.customerid,"inner").show(truncate=False)</w:t>
-            </w:r>
-          </w:p>
-        </w:tc>
-      </w:tr>
-    </w:tbl>
-    <w:p/>
-    <w:p/>
-    <w:p>
-      <w:r>
-        <w:rPr>
-          <w:b/>
-        </w:rPr>
-        <w:lastRenderedPageBreak/>
-        <w:t>Inner Join Adams only</w:t>
-      </w:r>
-      <w:r>
-        <w:br/>
-      </w:r>
-    </w:p>
-    <w:tbl>
-      <w:tblPr>
-        <w:tblW w:w="9030" w:type="dxa"/>
-        <w:tblBorders>
-          <w:top w:val="single" w:sz="8" w:space="0" w:color="000000"/>
-          <w:left w:val="single" w:sz="8" w:space="0" w:color="000000"/>
-          <w:bottom w:val="single" w:sz="8" w:space="0" w:color="000000"/>
-          <w:right w:val="single" w:sz="8" w:space="0" w:color="000000"/>
-          <w:insideH w:val="single" w:sz="8" w:space="0" w:color="000000"/>
-          <w:insideV w:val="single" w:sz="8" w:space="0" w:color="000000"/>
-        </w:tblBorders>
-        <w:tblLayout w:type="fixed"/>
-        <w:tblLook w:val="0600" w:firstRow="0" w:lastRow="0" w:firstColumn="0" w:lastColumn="0" w:noHBand="1" w:noVBand="1"/>
-      </w:tblPr>
-      <w:tblGrid>
-        <w:gridCol w:w="9030"/>
-      </w:tblGrid>
-      <w:tr>
-        <w:tc>
-          <w:tcPr>
-            <w:tcW w:w="9029" w:type="dxa"/>
-            <w:tcBorders>
-              <w:top w:val="single" w:sz="8" w:space="0" w:color="000000"/>
-              <w:left w:val="single" w:sz="8" w:space="0" w:color="000000"/>
-              <w:bottom w:val="single" w:sz="8" w:space="0" w:color="000000"/>
-              <w:right w:val="single" w:sz="8" w:space="0" w:color="000000"/>
-            </w:tcBorders>
-            <w:tcMar>
-              <w:top w:w="100" w:type="dxa"/>
-              <w:left w:w="100" w:type="dxa"/>
-              <w:bottom w:w="100" w:type="dxa"/>
-              <w:right w:w="100" w:type="dxa"/>
-            </w:tcMar>
-          </w:tcPr>
-          <w:p>
-            <w:r>
-              <w:t>#Get customers that only have surname Adams</w:t>
-            </w:r>
-          </w:p>
-          <w:p>
-            <w:r>
-              <w:t>dfAdams = sparkDf.where("lastname =='Adams'")</w:t>
-            </w:r>
-          </w:p>
-          <w:p/>
-          <w:p>
-            <w:r>
-              <w:t># inner join on Adams DF and orders</w:t>
-            </w:r>
-          </w:p>
-          <w:p>
-            <w:r>
-              <w:t>dfAdams.join(dfOrders,dfAdams.customerid ==  dfOrders.customerid,"inner").show()</w:t>
-            </w:r>
-          </w:p>
-        </w:tc>
-      </w:tr>
-    </w:tbl>
-    <w:p/>
-    <w:p>
-      <w:r>
-        <w:rPr>
-          <w:b/>
-        </w:rPr>
-        <w:t>Left Join</w:t>
-      </w:r>
-      <w:r>
-        <w:br/>
-      </w:r>
-    </w:p>
-    <w:tbl>
-      <w:tblPr>
-        <w:tblW w:w="9030" w:type="dxa"/>
-        <w:tblBorders>
-          <w:top w:val="single" w:sz="8" w:space="0" w:color="000000"/>
-          <w:left w:val="single" w:sz="8" w:space="0" w:color="000000"/>
-          <w:bottom w:val="single" w:sz="8" w:space="0" w:color="000000"/>
-          <w:right w:val="single" w:sz="8" w:space="0" w:color="000000"/>
-          <w:insideH w:val="single" w:sz="8" w:space="0" w:color="000000"/>
-          <w:insideV w:val="single" w:sz="8" w:space="0" w:color="000000"/>
-        </w:tblBorders>
-        <w:tblLayout w:type="fixed"/>
-        <w:tblLook w:val="0600" w:firstRow="0" w:lastRow="0" w:firstColumn="0" w:lastColumn="0" w:noHBand="1" w:noVBand="1"/>
-      </w:tblPr>
-      <w:tblGrid>
-        <w:gridCol w:w="9030"/>
-      </w:tblGrid>
-      <w:tr>
-        <w:tc>
-          <w:tcPr>
-            <w:tcW w:w="9029" w:type="dxa"/>
-            <w:tcBorders>
-              <w:top w:val="single" w:sz="8" w:space="0" w:color="000000"/>
-              <w:left w:val="single" w:sz="8" w:space="0" w:color="000000"/>
-              <w:bottom w:val="single" w:sz="8" w:space="0" w:color="000000"/>
-              <w:right w:val="single" w:sz="8" w:space="0" w:color="000000"/>
-            </w:tcBorders>
-            <w:tcMar>
-              <w:top w:w="100" w:type="dxa"/>
-              <w:left w:w="100" w:type="dxa"/>
-              <w:bottom w:w="100" w:type="dxa"/>
-              <w:right w:w="100" w:type="dxa"/>
-            </w:tcMar>
-            <w:hideMark/>
-          </w:tcPr>
-          <w:p>
-            <w:r>
-              <w:t>#left join on orders and adams df</w:t>
-            </w:r>
-          </w:p>
-          <w:p>
-            <w:r>
-              <w:t>dfOrders.join(dfAdams,dfAdams.customerid ==  dfOrders.customerid,"left").show(100)</w:t>
-            </w:r>
-          </w:p>
-        </w:tc>
-      </w:tr>
-    </w:tbl>
-    <w:p/>
-    <w:p/>
-    <w:p>
-      <w:pPr>
-        <w:rPr>
-          <w:b/>
-        </w:rPr>
-      </w:pPr>
-      <w:r>
-        <w:rPr>
-          <w:b/>
-        </w:rPr>
-        <w:t>Writing data down using the Glue Data Catalog</w:t>
-      </w:r>
-    </w:p>
-    <w:p>
-      <w:r>
-        <w:t>delete data from S3 in customers_write_dyf and write_down_dyf_to_s3</w:t>
-      </w:r>
-    </w:p>
-    <w:p>
-      <w:r>
-        <w:t>convert from spark Dataframe to Glue Dynamic DataFrame</w:t>
-      </w:r>
-      <w:r>
-        <w:br/>
-      </w:r>
-    </w:p>
-    <w:tbl>
-      <w:tblPr>
-        <w:tblW w:w="9030" w:type="dxa"/>
-        <w:tblBorders>
-          <w:top w:val="single" w:sz="8" w:space="0" w:color="000000"/>
-          <w:left w:val="single" w:sz="8" w:space="0" w:color="000000"/>
-          <w:bottom w:val="single" w:sz="8" w:space="0" w:color="000000"/>
-          <w:right w:val="single" w:sz="8" w:space="0" w:color="000000"/>
-          <w:insideH w:val="single" w:sz="8" w:space="0" w:color="000000"/>
-          <w:insideV w:val="single" w:sz="8" w:space="0" w:color="000000"/>
-        </w:tblBorders>
-        <w:tblLayout w:type="fixed"/>
-        <w:tblLook w:val="0600" w:firstRow="0" w:lastRow="0" w:firstColumn="0" w:lastColumn="0" w:noHBand="1" w:noVBand="1"/>
-      </w:tblPr>
-      <w:tblGrid>
-        <w:gridCol w:w="9030"/>
-      </w:tblGrid>
-      <w:tr>
-        <w:tc>
-          <w:tcPr>
-            <w:tcW w:w="9029" w:type="dxa"/>
-            <w:tcBorders>
-              <w:top w:val="single" w:sz="8" w:space="0" w:color="000000"/>
-              <w:left w:val="single" w:sz="8" w:space="0" w:color="000000"/>
-              <w:bottom w:val="single" w:sz="8" w:space="0" w:color="000000"/>
-              <w:right w:val="single" w:sz="8" w:space="0" w:color="000000"/>
-            </w:tcBorders>
-            <w:tcMar>
-              <w:top w:w="100" w:type="dxa"/>
-              <w:left w:w="100" w:type="dxa"/>
-              <w:bottom w:w="100" w:type="dxa"/>
-              <w:right w:w="100" w:type="dxa"/>
-            </w:tcMar>
-          </w:tcPr>
-          <w:p>
-            <w:r>
-              <w:t># Import Dynamic DataFrame class</w:t>
-            </w:r>
-          </w:p>
-          <w:p>
-            <w:r>
-              <w:t>from awsglue.dynamicframe import DynamicFrame</w:t>
-            </w:r>
-          </w:p>
-          <w:p/>
-          <w:p>
-            <w:r>
-              <w:t>#Convert from Spark Data Frame to Glue Dynamic Frame</w:t>
-            </w:r>
-          </w:p>
-          <w:p>
-            <w:r>
-              <w:t>dyfCustomersConvert = DynamicFrame.fromDF(sparkDf, glueContext, "convert")</w:t>
-            </w:r>
-          </w:p>
-          <w:p/>
-          <w:p>
-            <w:r>
-              <w:t>#Show converted Glue Dynamic Frame</w:t>
-            </w:r>
-          </w:p>
-          <w:p>
-            <w:r>
-              <w:t>dyfCustomersConvert.show()</w:t>
-            </w:r>
-          </w:p>
-        </w:tc>
-      </w:tr>
-    </w:tbl>
-    <w:p/>
-    <w:p/>
-    <w:p>
-      <w:r>
-        <w:rPr>
-          <w:b/>
-        </w:rPr>
-        <w:t>Write Dynamic DataFrame down to S3 location</w:t>
-      </w:r>
-      <w:r>
-        <w:br/>
-      </w:r>
-    </w:p>
-    <w:tbl>
-      <w:tblPr>
-        <w:tblW w:w="9030" w:type="dxa"/>
-        <w:tblBorders>
-          <w:top w:val="single" w:sz="8" w:space="0" w:color="000000"/>
-          <w:left w:val="single" w:sz="8" w:space="0" w:color="000000"/>
-          <w:bottom w:val="single" w:sz="8" w:space="0" w:color="000000"/>
-          <w:right w:val="single" w:sz="8" w:space="0" w:color="000000"/>
-          <w:insideH w:val="single" w:sz="8" w:space="0" w:color="000000"/>
-          <w:insideV w:val="single" w:sz="8" w:space="0" w:color="000000"/>
-        </w:tblBorders>
-        <w:tblLayout w:type="fixed"/>
-        <w:tblLook w:val="0600" w:firstRow="0" w:lastRow="0" w:firstColumn="0" w:lastColumn="0" w:noHBand="1" w:noVBand="1"/>
-      </w:tblPr>
-      <w:tblGrid>
-        <w:gridCol w:w="9030"/>
-      </w:tblGrid>
-      <w:tr>
-        <w:tc>
-          <w:tcPr>
-            <w:tcW w:w="9029" w:type="dxa"/>
-            <w:tcBorders>
-              <w:top w:val="single" w:sz="8" w:space="0" w:color="000000"/>
-              <w:left w:val="single" w:sz="8" w:space="0" w:color="000000"/>
-              <w:bottom w:val="single" w:sz="8" w:space="0" w:color="000000"/>
-              <w:right w:val="single" w:sz="8" w:space="0" w:color="000000"/>
-            </w:tcBorders>
-            <w:tcMar>
-              <w:top w:w="100" w:type="dxa"/>
-              <w:left w:w="100" w:type="dxa"/>
-              <w:bottom w:w="100" w:type="dxa"/>
-              <w:right w:w="100" w:type="dxa"/>
-            </w:tcMar>
-            <w:hideMark/>
-          </w:tcPr>
-          <w:p>
-            <w:r>
-              <w:t xml:space="preserve"># write down the data in converted Dynamic Frame to S3 location. </w:t>
-            </w:r>
-          </w:p>
-          <w:p>
-            <w:r>
-              <w:t>glueContext.write_dynamic_frame.from_options(</w:t>
-            </w:r>
-          </w:p>
-          <w:p>
-            <w:r>
-              <w:t xml:space="preserve">                            frame = dyfCustomersConvert,</w:t>
-            </w:r>
-          </w:p>
-          <w:p>
-            <w:r>
-              <w:t xml:space="preserve">                            connection_type="s3", </w:t>
-            </w:r>
-          </w:p>
-          <w:p>
-            <w:r>
-              <w:t xml:space="preserve">                            connection_options = {"path": "s3://&lt;YOUR_S3_BUCKET_NAME&gt;/write_down_dyf_to_s3"}, </w:t>
-            </w:r>
-          </w:p>
-          <w:p>
-            <w:r>
-              <w:t xml:space="preserve">                            format = "csv", </w:t>
-            </w:r>
-          </w:p>
-          <w:p>
-            <w:r>
-              <w:t xml:space="preserve">                            format_options={</w:t>
-            </w:r>
-          </w:p>
-          <w:p>
-            <w:r>
-              <w:t xml:space="preserve">                                "separator": ","</w:t>
-            </w:r>
-          </w:p>
-          <w:p>
-            <w:r>
-              <w:t xml:space="preserve">                                },</w:t>
-            </w:r>
-          </w:p>
-          <w:p>
-            <w:r>
-              <w:t xml:space="preserve">                            transformation_ctx = "datasink2")</w:t>
-            </w:r>
-          </w:p>
-        </w:tc>
-      </w:tr>
-    </w:tbl>
-    <w:p/>
-    <w:p>
-      <w:r>
-        <w:rPr>
-          <w:b/>
-        </w:rPr>
-        <w:t>Write Dynamic DataFrame using Glue Data Catalog</w:t>
-      </w:r>
-      <w:r>
-        <w:br/>
-      </w:r>
-    </w:p>
-    <w:tbl>
-      <w:tblPr>
-        <w:tblW w:w="9030" w:type="dxa"/>
-        <w:tblBorders>
-          <w:top w:val="single" w:sz="8" w:space="0" w:color="000000"/>
-          <w:left w:val="single" w:sz="8" w:space="0" w:color="000000"/>
-          <w:bottom w:val="single" w:sz="8" w:space="0" w:color="000000"/>
-          <w:right w:val="single" w:sz="8" w:space="0" w:color="000000"/>
-          <w:insideH w:val="single" w:sz="8" w:space="0" w:color="000000"/>
-          <w:insideV w:val="single" w:sz="8" w:space="0" w:color="000000"/>
-        </w:tblBorders>
-        <w:tblLayout w:type="fixed"/>
-        <w:tblLook w:val="0600" w:firstRow="0" w:lastRow="0" w:firstColumn="0" w:lastColumn="0" w:noHBand="1" w:noVBand="1"/>
-      </w:tblPr>
-      <w:tblGrid>
-        <w:gridCol w:w="9030"/>
-      </w:tblGrid>
-      <w:tr>
-        <w:tc>
-          <w:tcPr>
-            <w:tcW w:w="9029" w:type="dxa"/>
-            <w:tcBorders>
-              <w:top w:val="single" w:sz="8" w:space="0" w:color="000000"/>
-              <w:left w:val="single" w:sz="8" w:space="0" w:color="000000"/>
-              <w:bottom w:val="single" w:sz="8" w:space="0" w:color="000000"/>
-              <w:right w:val="single" w:sz="8" w:space="0" w:color="000000"/>
-            </w:tcBorders>
-            <w:tcMar>
-              <w:top w:w="100" w:type="dxa"/>
-              <w:left w:w="100" w:type="dxa"/>
-              <w:bottom w:w="100" w:type="dxa"/>
-              <w:right w:w="100" w:type="dxa"/>
-            </w:tcMar>
-            <w:hideMark/>
-          </w:tcPr>
-          <w:p>
-            <w:r>
-              <w:lastRenderedPageBreak/>
-              <w:t xml:space="preserve"># write data from the converted to customers_write_dyf table using the metadata stored in the glue data catalog </w:t>
-            </w:r>
-          </w:p>
-          <w:p>
-            <w:r>
-              <w:t>glueContext.write_dynamic_frame.from_catalog(</w:t>
-            </w:r>
-          </w:p>
-          <w:p>
-            <w:r>
-              <w:t xml:space="preserve">    frame = dyfCustomersConvert,</w:t>
-            </w:r>
-          </w:p>
-          <w:p>
-            <w:r>
-              <w:t xml:space="preserve">    database = "bootcamp",  table_name = "customers_write_dyf")</w:t>
-            </w:r>
-          </w:p>
-        </w:tc>
-      </w:tr>
-    </w:tbl>
-    <w:p/>
-    <w:p/>
-    <w:p>
-      <w:pPr>
-        <w:rPr>
-          <w:b/>
-          <w:bCs/>
-        </w:rPr>
-      </w:pPr>
-      <w:r>
-        <w:rPr>
-          <w:b/>
-          <w:bCs/>
-        </w:rPr>
-        <w:t>Overall Summary</w:t>
-      </w:r>
-    </w:p>
-    <w:p/>
-    <w:p>
-      <w:pPr>
-        <w:rPr>
-          <w:lang w:val="en-US"/>
-        </w:rPr>
-      </w:pPr>
-      <w:r>
-        <w:rPr>
-          <w:lang w:val="en-US"/>
-        </w:rPr>
-        <w:t>This document explains how to use AWS Glue, Amazon S3, and PySpark to perform ETL operations on customer and order data. First, data is uploaded to S3, and AWS Glue Crawlers create tables in the Glue Data Catalog. Using Glue Notebooks, data is read into DynamicFrames to inspect schemas, count records, select, drop, rename, filter, and join data.</w:t>
-      </w:r>
-    </w:p>
-    <w:p>
-      <w:pPr>
-        <w:rPr>
-          <w:lang w:val="en-US"/>
-        </w:rPr>
-      </w:pPr>
-      <w:r>
-        <w:rPr>
-          <w:lang w:val="en-US"/>
-        </w:rPr>
-        <w:t>The document also covers converting DynamicFrames into Spark DataFrames to perform PySpark operations such as adding columns, concatenating strings, grouping, filtering, and joining datasets using inner and left joins. Finally, the processed data is converted back into DynamicFrames and written to S3 or Glue Catalog tables.</w:t>
-      </w:r>
-    </w:p>
-    <w:p>
-      <w:pPr>
-        <w:rPr>
-          <w:lang w:val="en-US"/>
-        </w:rPr>
-      </w:pPr>
-      <w:r>
-        <w:rPr>
-          <w:lang w:val="en-US"/>
-        </w:rPr>
-        <w:t>In conclusion, this practice demonstrates an end-to-end AWS data processing workflow, from storing raw data in S3 to transforming and joining datasets with AWS Glue and PySpark, and saving the processed results for further analysis.</w:t>
-      </w:r>
-    </w:p>
-    <w:p/>
     <w:p/>
     <w:p/>
     <w:p/>

--- a/New folder/Spark-Jdbc-Redshift.docx
+++ b/New folder/Spark-Jdbc-Redshift.docx
@@ -926,7 +926,116 @@
       </w:pPr>
     </w:p>
     <w:p/>
-    <w:p/>
+    <w:p>
+      <w:pPr>
+        <w:rPr>
+          <w:b/>
+          <w:bCs/>
+          <w:lang w:val="en-US"/>
+        </w:rPr>
+      </w:pPr>
+      <w:r>
+        <w:rPr>
+          <w:b/>
+          <w:bCs/>
+          <w:lang w:val="en-US"/>
+        </w:rPr>
+        <w:lastRenderedPageBreak/>
+        <w:t>Conclusion</w:t>
+      </w:r>
+    </w:p>
+    <w:p>
+      <w:pPr>
+        <w:rPr>
+          <w:b/>
+          <w:bCs/>
+          <w:lang w:val="en-US"/>
+        </w:rPr>
+      </w:pPr>
+    </w:p>
+    <w:p>
+      <w:pPr>
+        <w:rPr>
+          <w:lang w:val="en-US"/>
+        </w:rPr>
+      </w:pPr>
+      <w:r>
+        <w:rPr>
+          <w:lang w:val="en-US"/>
+        </w:rPr>
+        <w:t xml:space="preserve">In this project, I learned how to integrate Amazon Redshift with </w:t>
+      </w:r>
+      <w:proofErr w:type="spellStart"/>
+      <w:r>
+        <w:rPr>
+          <w:lang w:val="en-US"/>
+        </w:rPr>
+        <w:t>PySpark</w:t>
+      </w:r>
+      <w:proofErr w:type="spellEnd"/>
+      <w:r>
+        <w:rPr>
+          <w:lang w:val="en-US"/>
+        </w:rPr>
+        <w:t xml:space="preserve"> using the JDBC driver to read and write data between the two platforms. I practiced connecting </w:t>
+      </w:r>
+      <w:proofErr w:type="spellStart"/>
+      <w:r>
+        <w:rPr>
+          <w:lang w:val="en-US"/>
+        </w:rPr>
+        <w:t>PySpark</w:t>
+      </w:r>
+      <w:proofErr w:type="spellEnd"/>
+      <w:r>
+        <w:rPr>
+          <w:lang w:val="en-US"/>
+        </w:rPr>
+        <w:t xml:space="preserve"> to Redshift, reading data from an existing Redshift table into a Spark </w:t>
+      </w:r>
+      <w:proofErr w:type="spellStart"/>
+      <w:r>
+        <w:rPr>
+          <w:lang w:val="en-US"/>
+        </w:rPr>
+        <w:t>DataFrame</w:t>
+      </w:r>
+      <w:proofErr w:type="spellEnd"/>
+      <w:r>
+        <w:rPr>
+          <w:lang w:val="en-US"/>
+        </w:rPr>
+        <w:t xml:space="preserve">, and writing </w:t>
+      </w:r>
+      <w:proofErr w:type="spellStart"/>
+      <w:r>
+        <w:rPr>
+          <w:lang w:val="en-US"/>
+        </w:rPr>
+        <w:t>DataFrame</w:t>
+      </w:r>
+      <w:proofErr w:type="spellEnd"/>
+      <w:r>
+        <w:rPr>
+          <w:lang w:val="en-US"/>
+        </w:rPr>
+        <w:t xml:space="preserve"> records into a Redshift table. This integration helps process and transform large datasets using Spark while leveraging Redshift for data warehousing and SQL-based analytics. Overall, this exercise provided practical experience with JDBC connectivity and data exchange between </w:t>
+      </w:r>
+      <w:proofErr w:type="spellStart"/>
+      <w:r>
+        <w:rPr>
+          <w:lang w:val="en-US"/>
+        </w:rPr>
+        <w:t>PySpark</w:t>
+      </w:r>
+      <w:proofErr w:type="spellEnd"/>
+      <w:r>
+        <w:rPr>
+          <w:lang w:val="en-US"/>
+        </w:rPr>
+        <w:t xml:space="preserve"> and Amazon Redshift.</w:t>
+      </w:r>
+    </w:p>
     <w:p/>
     <w:sectPr>
       <w:pgSz w:w="11909" w:h="16834"/>

--- a/New folder/Spark-Jdbc-Redshift.docx
+++ b/New folder/Spark-Jdbc-Redshift.docx
@@ -941,6 +941,59 @@
           <w:lang w:val="en-US"/>
         </w:rPr>
         <w:lastRenderedPageBreak/>
+        <w:t>What is JDBC?</w:t>
+      </w:r>
+    </w:p>
+    <w:p>
+      <w:pPr>
+        <w:rPr>
+          <w:lang w:val="en-US"/>
+        </w:rPr>
+      </w:pPr>
+      <w:r>
+        <w:rPr>
+          <w:lang w:val="en-US"/>
+        </w:rPr>
+        <w:t xml:space="preserve">JDBC (Java Database Connectivity) is an API that allows applications to connect to databases, execute SQL queries, and retrieve or write data. It acts as a bridge between an application and a database. In this project, the Amazon Redshift JDBC driver enables </w:t>
+      </w:r>
+      <w:proofErr w:type="spellStart"/>
+      <w:r>
+        <w:rPr>
+          <w:lang w:val="en-US"/>
+        </w:rPr>
+        <w:t>PySpark</w:t>
+      </w:r>
+      <w:proofErr w:type="spellEnd"/>
+      <w:r>
+        <w:rPr>
+          <w:lang w:val="en-US"/>
+        </w:rPr>
+        <w:t xml:space="preserve"> to communicate with Amazon Redshift and exchange data between them.</w:t>
+      </w:r>
+    </w:p>
+    <w:p>
+      <w:pPr>
+        <w:rPr>
+          <w:b/>
+          <w:bCs/>
+          <w:lang w:val="en-US"/>
+        </w:rPr>
+      </w:pPr>
+    </w:p>
+    <w:p>
+      <w:pPr>
+        <w:rPr>
+          <w:b/>
+          <w:bCs/>
+          <w:lang w:val="en-US"/>
+        </w:rPr>
+      </w:pPr>
+      <w:r>
+        <w:rPr>
+          <w:b/>
+          <w:bCs/>
+          <w:lang w:val="en-US"/>
+        </w:rPr>
         <w:t>Conclusion</w:t>
       </w:r>
     </w:p>

--- a/New folder/Spark-Jdbc-Redshift.docx
+++ b/New folder/Spark-Jdbc-Redshift.docx
@@ -947,6 +947,15 @@
     <w:p>
       <w:pPr>
         <w:rPr>
+          <w:b/>
+          <w:bCs/>
+          <w:lang w:val="en-US"/>
+        </w:rPr>
+      </w:pPr>
+    </w:p>
+    <w:p>
+      <w:pPr>
+        <w:rPr>
           <w:lang w:val="en-US"/>
         </w:rPr>
       </w:pPr>
@@ -969,6 +978,165 @@
           <w:lang w:val="en-US"/>
         </w:rPr>
         <w:t xml:space="preserve"> to communicate with Amazon Redshift and exchange data between them.</w:t>
+      </w:r>
+    </w:p>
+    <w:p>
+      <w:pPr>
+        <w:rPr>
+          <w:b/>
+          <w:bCs/>
+          <w:lang w:val="en-US"/>
+        </w:rPr>
+      </w:pPr>
+    </w:p>
+    <w:p>
+      <w:pPr>
+        <w:rPr>
+          <w:b/>
+          <w:bCs/>
+          <w:lang w:val="en-US"/>
+        </w:rPr>
+      </w:pPr>
+    </w:p>
+    <w:p>
+      <w:pPr>
+        <w:rPr>
+          <w:b/>
+          <w:bCs/>
+          <w:lang w:val="en-US"/>
+        </w:rPr>
+      </w:pPr>
+      <w:r>
+        <w:rPr>
+          <w:b/>
+          <w:bCs/>
+          <w:lang w:val="en-US"/>
+        </w:rPr>
+        <w:t xml:space="preserve">How </w:t>
+      </w:r>
+      <w:proofErr w:type="spellStart"/>
+      <w:r>
+        <w:rPr>
+          <w:b/>
+          <w:bCs/>
+          <w:lang w:val="en-US"/>
+        </w:rPr>
+        <w:t>PySpark</w:t>
+      </w:r>
+      <w:proofErr w:type="spellEnd"/>
+      <w:r>
+        <w:rPr>
+          <w:b/>
+          <w:bCs/>
+          <w:lang w:val="en-US"/>
+        </w:rPr>
+        <w:t>, JDBC, and Redshift Work Together</w:t>
+      </w:r>
+    </w:p>
+    <w:p>
+      <w:pPr>
+        <w:rPr>
+          <w:b/>
+          <w:bCs/>
+          <w:lang w:val="en-US"/>
+        </w:rPr>
+      </w:pPr>
+    </w:p>
+    <w:p>
+      <w:pPr>
+        <w:rPr>
+          <w:lang w:val="en-US"/>
+        </w:rPr>
+      </w:pPr>
+      <w:r>
+        <w:rPr>
+          <w:lang w:val="en-US"/>
+        </w:rPr>
+        <w:t xml:space="preserve">JDBC (Java Database Connectivity) provides </w:t>
+      </w:r>
+      <w:proofErr w:type="gramStart"/>
+      <w:r>
+        <w:rPr>
+          <w:lang w:val="en-US"/>
+        </w:rPr>
+        <w:t>the</w:t>
+      </w:r>
+      <w:proofErr w:type="gramEnd"/>
+      <w:r>
+        <w:rPr>
+          <w:lang w:val="en-US"/>
+        </w:rPr>
+        <w:t xml:space="preserve"> interface that allows </w:t>
+      </w:r>
+      <w:proofErr w:type="spellStart"/>
+      <w:r>
+        <w:rPr>
+          <w:lang w:val="en-US"/>
+        </w:rPr>
+        <w:t>PySpark</w:t>
+      </w:r>
+      <w:proofErr w:type="spellEnd"/>
+      <w:r>
+        <w:rPr>
+          <w:lang w:val="en-US"/>
+        </w:rPr>
+        <w:t xml:space="preserve"> to communicate with Amazon Redshift, while the Redshift JDBC driver enables that communication. First, </w:t>
+      </w:r>
+      <w:proofErr w:type="spellStart"/>
+      <w:r>
+        <w:rPr>
+          <w:lang w:val="en-US"/>
+        </w:rPr>
+        <w:t>PySpark</w:t>
+      </w:r>
+      <w:proofErr w:type="spellEnd"/>
+      <w:r>
+        <w:rPr>
+          <w:lang w:val="en-US"/>
+        </w:rPr>
+        <w:t xml:space="preserve"> uses the JDBC driver, connection URL, username, and password to connect to Redshift. When reading data, Spark retrieves records from a specified Redshift table and loads them into a </w:t>
+      </w:r>
+      <w:proofErr w:type="spellStart"/>
+      <w:r>
+        <w:rPr>
+          <w:lang w:val="en-US"/>
+        </w:rPr>
+        <w:t>DataFrame</w:t>
+      </w:r>
+      <w:proofErr w:type="spellEnd"/>
+      <w:r>
+        <w:rPr>
+          <w:lang w:val="en-US"/>
+        </w:rPr>
+        <w:t xml:space="preserve"> for processing. When writing data, Spark sends </w:t>
+      </w:r>
+      <w:proofErr w:type="spellStart"/>
+      <w:r>
+        <w:rPr>
+          <w:lang w:val="en-US"/>
+        </w:rPr>
+        <w:t>DataFrame</w:t>
+      </w:r>
+      <w:proofErr w:type="spellEnd"/>
+      <w:r>
+        <w:rPr>
+          <w:lang w:val="en-US"/>
+        </w:rPr>
+        <w:t xml:space="preserve"> records to a Redshift table through the JDBC connection. In simple terms, </w:t>
+      </w:r>
+      <w:proofErr w:type="spellStart"/>
+      <w:r>
+        <w:rPr>
+          <w:lang w:val="en-US"/>
+        </w:rPr>
+        <w:t>PySpark</w:t>
+      </w:r>
+      <w:proofErr w:type="spellEnd"/>
+      <w:r>
+        <w:rPr>
+          <w:lang w:val="en-US"/>
+        </w:rPr>
+        <w:t xml:space="preserve"> processes the data, JDBC provides the connection interface, the JDBC driver enables communication, and Redshift stores and queries the data.</w:t>
       </w:r>
     </w:p>
     <w:p>
